--- a/public/templates/template-ls.docx
+++ b/public/templates/template-ls.docx
@@ -135,31 +135,13 @@
               </w:rPr>
               <w:t>Jln.</w:t>
             </w:r>
-            <w:proofErr w:type="spellStart"/>
             <w:r>
               <w:rPr>
                 <w:rFonts w:ascii="Arial" w:hAnsi="Arial" w:cs="Arial"/>
                 <w:lang w:val="en-US"/>
               </w:rPr>
-              <w:t>Sabuk</w:t>
-            </w:r>
-            <w:proofErr w:type="spellEnd"/>
-            <w:r>
-              <w:rPr>
-                <w:rFonts w:ascii="Arial" w:hAnsi="Arial" w:cs="Arial"/>
-                <w:lang w:val="en-US"/>
-              </w:rPr>
-              <w:t xml:space="preserve"> Alu No.2A </w:t>
-            </w:r>
-            <w:proofErr w:type="spellStart"/>
-            <w:r>
-              <w:rPr>
-                <w:rFonts w:ascii="Arial" w:hAnsi="Arial" w:cs="Arial"/>
-                <w:lang w:val="en-US"/>
-              </w:rPr>
-              <w:t>Wonosobo</w:t>
-            </w:r>
-            <w:proofErr w:type="spellEnd"/>
+              <w:t>Sabuk Alu No.2A Wonosobo</w:t>
+            </w:r>
           </w:p>
           <w:p>
             <w:pPr>
@@ -172,7 +154,6 @@
               </w:rPr>
               <w:t xml:space="preserve">Email : </w:t>
             </w:r>
-            <w:proofErr w:type="spellStart"/>
             <w:r>
               <w:rPr>
                 <w:rFonts w:ascii="Arial" w:hAnsi="Arial" w:cs="Arial"/>
@@ -180,7 +161,6 @@
               </w:rPr>
               <w:t>diskominfowsb@gmail,com</w:t>
             </w:r>
-            <w:proofErr w:type="spellEnd"/>
             <w:r>
               <w:rPr>
                 <w:rFonts w:ascii="Arial" w:hAnsi="Arial" w:cs="Arial"/>
@@ -356,7 +336,6 @@
         </w:rPr>
         <w:t xml:space="preserve">Sehubungan dengan Surat Perintah </w:t>
       </w:r>
-      <w:proofErr w:type="spellStart"/>
       <w:r>
         <w:rPr>
           <w:rFonts w:ascii="Arial" w:hAnsi="Arial" w:cs="Arial"/>
@@ -376,25 +355,70 @@
           <w:rFonts w:ascii="Arial" w:hAnsi="Arial" w:cs="Arial"/>
           <w:lang w:val="en-US"/>
         </w:rPr>
-        <w:t>ran</w:t>
-      </w:r>
-      <w:proofErr w:type="spellEnd"/>
-      <w:r>
-        <w:rPr>
-          <w:rFonts w:ascii="Arial" w:hAnsi="Arial" w:cs="Arial"/>
-          <w:lang w:val="en-US"/>
+        <w:t xml:space="preserve">ran </w:t>
+      </w:r>
+      <w:r>
+        <w:rPr>
+          <w:rFonts w:ascii="Arial" w:hAnsi="Arial" w:cs="Arial"/>
+          <w:lang w:val="en-US"/>
+        </w:rPr>
+        <w:t xml:space="preserve">Langsung </w:t>
+      </w:r>
+      <w:r>
+        <w:rPr>
+          <w:rFonts w:ascii="Arial" w:hAnsi="Arial" w:cs="Arial"/>
+        </w:rPr>
+        <w:t>(</w:t>
+      </w:r>
+      <w:r>
+        <w:rPr>
+          <w:rFonts w:ascii="Arial" w:hAnsi="Arial" w:cs="Arial"/>
+          <w:lang w:val="en-US"/>
+        </w:rPr>
+        <w:t>LS</w:t>
+      </w:r>
+      <w:r>
+        <w:rPr>
+          <w:rFonts w:ascii="Arial" w:hAnsi="Arial" w:cs="Arial"/>
+        </w:rPr>
+        <w:t xml:space="preserve"> Nomor:</w:t>
+      </w:r>
+      <w:r>
+        <w:rPr>
+          <w:rFonts w:ascii="Arial" w:hAnsi="Arial" w:cs="Arial"/>
         </w:rPr>
         <w:t xml:space="preserve"> </w:t>
       </w:r>
-      <w:proofErr w:type="spellStart"/>
-      <w:r>
-        <w:rPr>
-          <w:rFonts w:ascii="Arial" w:hAnsi="Arial" w:cs="Arial"/>
-          <w:lang w:val="en-US"/>
-        </w:rPr>
-        <w:t>Langsung</w:t>
-      </w:r>
-      <w:proofErr w:type="spellEnd"/>
+      <w:r>
+        <w:rPr>
+          <w:rFonts w:ascii="Arial" w:hAnsi="Arial" w:cs="Arial"/>
+        </w:rPr>
+        <w:t>$</w:t>
+      </w:r>
+      <w:r>
+        <w:rPr>
+          <w:rFonts w:ascii="Arial" w:hAnsi="Arial" w:cs="Arial"/>
+        </w:rPr>
+        <w:t>{</w:t>
+      </w:r>
+      <w:r>
+        <w:rPr>
+          <w:rFonts w:ascii="Arial" w:hAnsi="Arial" w:cs="Arial"/>
+        </w:rPr>
+        <w:t>no_spp_spm</w:t>
+      </w:r>
+      <w:r>
+        <w:rPr>
+          <w:rFonts w:ascii="Arial" w:hAnsi="Arial" w:cs="Arial"/>
+        </w:rPr>
+        <w:t>}</w:t>
+      </w:r>
+      <w:r>
+        <w:rPr>
+          <w:rFonts w:ascii="Arial" w:hAnsi="Arial" w:cs="Arial"/>
+        </w:rPr>
+        <w:t xml:space="preserve"> )</w:t>
+      </w:r>
       <w:r>
         <w:rPr>
           <w:rFonts w:ascii="Arial" w:hAnsi="Arial" w:cs="Arial"/>
@@ -406,6 +430,104 @@
         <w:rPr>
           <w:rFonts w:ascii="Arial" w:hAnsi="Arial" w:cs="Arial"/>
         </w:rPr>
+        <w:t xml:space="preserve">tanggal </w:t>
+      </w:r>
+      <w:r>
+        <w:rPr>
+          <w:rFonts w:ascii="Arial" w:hAnsi="Arial" w:cs="Arial"/>
+        </w:rPr>
+        <w:t>$</w:t>
+      </w:r>
+      <w:r>
+        <w:rPr>
+          <w:rFonts w:ascii="Arial" w:hAnsi="Arial" w:cs="Arial"/>
+        </w:rPr>
+        <w:t>{</w:t>
+      </w:r>
+      <w:r>
+        <w:rPr>
+          <w:rFonts w:ascii="Arial" w:hAnsi="Arial" w:cs="Arial"/>
+        </w:rPr>
+        <w:t>tanggal</w:t>
+      </w:r>
+      <w:r>
+        <w:rPr>
+          <w:rFonts w:ascii="Arial" w:hAnsi="Arial" w:cs="Arial"/>
+        </w:rPr>
+        <w:t>}</w:t>
+      </w:r>
+      <w:r>
+        <w:rPr>
+          <w:rFonts w:ascii="Arial" w:hAnsi="Arial" w:cs="Arial"/>
+        </w:rPr>
+        <w:t xml:space="preserve"> </w:t>
+      </w:r>
+      <w:r>
+        <w:rPr>
+          <w:rFonts w:ascii="Arial" w:hAnsi="Arial" w:cs="Arial"/>
+        </w:rPr>
+        <w:t>yang k</w:t>
+      </w:r>
+      <w:r>
+        <w:rPr>
+          <w:rFonts w:ascii="Arial" w:hAnsi="Arial" w:cs="Arial"/>
+        </w:rPr>
+        <w:t xml:space="preserve">ami ajukan </w:t>
+      </w:r>
+      <w:r>
+        <w:rPr>
+          <w:rFonts w:ascii="Arial" w:hAnsi="Arial" w:cs="Arial"/>
+        </w:rPr>
+        <w:t xml:space="preserve">Sebesar </w:t>
+      </w:r>
+      <w:r>
+        <w:rPr>
+          <w:rFonts w:ascii="Arial" w:hAnsi="Arial" w:cs="Arial"/>
+          <w:lang w:val="en-US"/>
+        </w:rPr>
+        <w:t>Rp</w:t>
+      </w:r>
+      <w:r>
+        <w:rPr>
+          <w:rFonts w:ascii="Arial" w:hAnsi="Arial" w:cs="Arial"/>
+          <w:lang w:val="en-US"/>
+        </w:rPr>
+        <w:t>.</w:t>
+      </w:r>
+      <w:r>
+        <w:rPr>
+          <w:rFonts w:ascii="Arial" w:hAnsi="Arial" w:cs="Arial"/>
+        </w:rPr>
+        <w:t>$</w:t>
+      </w:r>
+      <w:r>
+        <w:rPr>
+          <w:rFonts w:ascii="Arial" w:hAnsi="Arial" w:cs="Arial"/>
+        </w:rPr>
+        <w:t>{</w:t>
+      </w:r>
+      <w:r>
+        <w:rPr>
+          <w:rFonts w:ascii="Arial" w:hAnsi="Arial" w:cs="Arial"/>
+        </w:rPr>
+        <w:t>nilai</w:t>
+      </w:r>
+      <w:r>
+        <w:rPr>
+          <w:rFonts w:ascii="Arial" w:hAnsi="Arial" w:cs="Arial"/>
+        </w:rPr>
+        <w:t>}</w:t>
+      </w:r>
+      <w:r>
+        <w:rPr>
+          <w:rFonts w:ascii="Arial" w:hAnsi="Arial" w:cs="Arial"/>
+        </w:rPr>
+        <w:t xml:space="preserve"> </w:t>
+      </w:r>
+      <w:r>
+        <w:rPr>
+          <w:rFonts w:ascii="Arial" w:hAnsi="Arial" w:cs="Arial"/>
+        </w:rPr>
         <w:t>(</w:t>
       </w:r>
       <w:r>
@@ -413,224 +535,31 @@
           <w:rFonts w:ascii="Arial" w:hAnsi="Arial" w:cs="Arial"/>
           <w:lang w:val="en-US"/>
         </w:rPr>
-        <w:t>LS</w:t>
-      </w:r>
-      <w:r>
-        <w:rPr>
-          <w:rFonts w:ascii="Arial" w:hAnsi="Arial" w:cs="Arial"/>
-        </w:rPr>
-        <w:t xml:space="preserve"> Nomor:</w:t>
-      </w:r>
-      <w:r>
-        <w:rPr>
-          <w:rFonts w:ascii="Arial" w:hAnsi="Arial" w:cs="Arial"/>
-        </w:rPr>
-        <w:t xml:space="preserve"> </w:t>
-      </w:r>
-      <w:r>
-        <w:rPr>
-          <w:rFonts w:ascii="Arial" w:hAnsi="Arial" w:cs="Arial"/>
-        </w:rPr>
-        <w:t>SPM-</w:t>
-      </w:r>
-      <w:r>
-        <w:rPr>
-          <w:rFonts w:ascii="Arial" w:hAnsi="Arial" w:cs="Arial"/>
-        </w:rPr>
         <w:t>$</w:t>
       </w:r>
       <w:r>
         <w:rPr>
           <w:rFonts w:ascii="Arial" w:hAnsi="Arial" w:cs="Arial"/>
+          <w:lang w:val="en-US"/>
         </w:rPr>
         <w:t>{</w:t>
       </w:r>
       <w:r>
         <w:rPr>
           <w:rFonts w:ascii="Arial" w:hAnsi="Arial" w:cs="Arial"/>
-        </w:rPr>
-        <w:t>no_spp_spm</w:t>
-      </w:r>
-      <w:r>
-        <w:rPr>
-          <w:rFonts w:ascii="Arial" w:hAnsi="Arial" w:cs="Arial"/>
+          <w:lang w:val="en-US"/>
+        </w:rPr>
+        <w:t>nilai_terbilang</w:t>
+      </w:r>
+      <w:r>
+        <w:rPr>
+          <w:rFonts w:ascii="Arial" w:hAnsi="Arial" w:cs="Arial"/>
+          <w:lang w:val="en-US"/>
         </w:rPr>
         <w:t>}</w:t>
       </w:r>
       <w:r>
         <w:rPr>
-          <w:rFonts w:ascii="Arial" w:hAnsi="Arial" w:cs="Arial"/>
-        </w:rPr>
-        <w:t>/</w:t>
-      </w:r>
-      <w:r>
-        <w:rPr>
-          <w:rFonts w:ascii="Arial" w:hAnsi="Arial" w:cs="Arial"/>
-          <w:lang w:val="en-US"/>
-        </w:rPr>
-        <w:t>LS</w:t>
-      </w:r>
-      <w:r>
-        <w:rPr>
-          <w:rFonts w:ascii="Arial" w:hAnsi="Arial" w:cs="Arial"/>
-        </w:rPr>
-        <w:t>/2.16.2.20.2.21.01/</w:t>
-      </w:r>
-      <w:r>
-        <w:rPr>
-          <w:rFonts w:ascii="Arial" w:hAnsi="Arial" w:cs="Arial"/>
-        </w:rPr>
-        <w:t>/</w:t>
-      </w:r>
-      <w:r>
-        <w:rPr>
-          <w:rFonts w:ascii="Arial" w:hAnsi="Arial" w:cs="Arial"/>
-        </w:rPr>
-        <w:t>${tahun}</w:t>
-      </w:r>
-      <w:r>
-        <w:rPr>
-          <w:rFonts w:ascii="Arial" w:hAnsi="Arial" w:cs="Arial"/>
-          <w:lang w:val="en-US"/>
-        </w:rPr>
-        <w:t xml:space="preserve"> </w:t>
-      </w:r>
-      <w:r>
-        <w:rPr>
-          <w:rFonts w:ascii="Arial" w:hAnsi="Arial" w:cs="Arial"/>
-        </w:rPr>
-        <w:t xml:space="preserve">tanggal </w:t>
-      </w:r>
-      <w:r>
-        <w:rPr>
-          <w:rFonts w:ascii="Arial" w:hAnsi="Arial" w:cs="Arial"/>
-        </w:rPr>
-        <w:t>$</w:t>
-      </w:r>
-      <w:r>
-        <w:rPr>
-          <w:rFonts w:ascii="Arial" w:hAnsi="Arial" w:cs="Arial"/>
-        </w:rPr>
-        <w:t>{</w:t>
-      </w:r>
-      <w:r>
-        <w:rPr>
-          <w:rFonts w:ascii="Arial" w:hAnsi="Arial" w:cs="Arial"/>
-        </w:rPr>
-        <w:t>tanggal</w:t>
-      </w:r>
-      <w:r>
-        <w:rPr>
-          <w:rFonts w:ascii="Arial" w:hAnsi="Arial" w:cs="Arial"/>
-        </w:rPr>
-        <w:t>}</w:t>
-      </w:r>
-      <w:r>
-        <w:rPr>
-          <w:rFonts w:ascii="Arial" w:hAnsi="Arial" w:cs="Arial"/>
-        </w:rPr>
-        <w:t xml:space="preserve"> </w:t>
-      </w:r>
-      <w:r>
-        <w:rPr>
-          <w:rFonts w:ascii="Arial" w:hAnsi="Arial" w:cs="Arial"/>
-        </w:rPr>
-        <w:t>yang k</w:t>
-      </w:r>
-      <w:r>
-        <w:rPr>
-          <w:rFonts w:ascii="Arial" w:hAnsi="Arial" w:cs="Arial"/>
-        </w:rPr>
-        <w:t xml:space="preserve">ami ajukan </w:t>
-      </w:r>
-      <w:r>
-        <w:rPr>
-          <w:rFonts w:ascii="Arial" w:hAnsi="Arial" w:cs="Arial"/>
-        </w:rPr>
-        <w:t xml:space="preserve">Sebesar </w:t>
-      </w:r>
-      <w:r>
-        <w:rPr>
-          <w:rFonts w:ascii="Arial" w:hAnsi="Arial" w:cs="Arial"/>
-          <w:lang w:val="en-US"/>
-        </w:rPr>
-        <w:t>Rp</w:t>
-      </w:r>
-      <w:r>
-        <w:rPr>
-          <w:rFonts w:ascii="Arial" w:hAnsi="Arial" w:cs="Arial"/>
-          <w:lang w:val="en-US"/>
-        </w:rPr>
-        <w:t>.</w:t>
-      </w:r>
-      <w:r>
-        <w:rPr>
-          <w:rFonts w:ascii="Arial" w:hAnsi="Arial" w:cs="Arial"/>
-        </w:rPr>
-        <w:t>$</w:t>
-      </w:r>
-      <w:r>
-        <w:rPr>
-          <w:rFonts w:ascii="Arial" w:hAnsi="Arial" w:cs="Arial"/>
-        </w:rPr>
-        <w:t>{</w:t>
-      </w:r>
-      <w:r>
-        <w:rPr>
-          <w:rFonts w:ascii="Arial" w:hAnsi="Arial" w:cs="Arial"/>
-        </w:rPr>
-        <w:t>nilai</w:t>
-      </w:r>
-      <w:r>
-        <w:rPr>
-          <w:rFonts w:ascii="Arial" w:hAnsi="Arial" w:cs="Arial"/>
-        </w:rPr>
-        <w:t>}</w:t>
-      </w:r>
-      <w:r>
-        <w:rPr>
-          <w:rFonts w:ascii="Arial" w:hAnsi="Arial" w:cs="Arial"/>
-        </w:rPr>
-        <w:t xml:space="preserve"> </w:t>
-      </w:r>
-      <w:r>
-        <w:rPr>
-          <w:rFonts w:ascii="Arial" w:hAnsi="Arial" w:cs="Arial"/>
-        </w:rPr>
-        <w:t>(</w:t>
-      </w:r>
-      <w:r>
-        <w:rPr>
-          <w:rFonts w:ascii="Arial" w:hAnsi="Arial" w:cs="Arial"/>
-          <w:lang w:val="en-US"/>
-        </w:rPr>
-        <w:t>$</w:t>
-      </w:r>
-      <w:r>
-        <w:rPr>
-          <w:rFonts w:ascii="Arial" w:hAnsi="Arial" w:cs="Arial"/>
-          <w:lang w:val="en-US"/>
-        </w:rPr>
-        <w:t>{</w:t>
-      </w:r>
-      <w:proofErr w:type="spellStart"/>
-      <w:r>
-        <w:rPr>
-          <w:rFonts w:ascii="Arial" w:hAnsi="Arial" w:cs="Arial"/>
-          <w:lang w:val="en-US"/>
-        </w:rPr>
-        <w:t>nilai_terbilang</w:t>
-      </w:r>
-      <w:proofErr w:type="spellEnd"/>
-      <w:r>
-        <w:rPr>
-          <w:rFonts w:ascii="Arial" w:hAnsi="Arial" w:cs="Arial"/>
-          <w:lang w:val="en-US"/>
-        </w:rPr>
-        <w:t>}</w:t>
-      </w:r>
-      <w:r>
-        <w:rPr>
           <w:rFonts w:ascii="Arial" w:eastAsia="Arial" w:hAnsi="Arial" w:cs="Arial"/>
         </w:rPr>
         <w:t>)</w:t>
@@ -646,33 +575,8 @@
           <w:rFonts w:ascii="Arial" w:hAnsi="Arial" w:cs="Arial"/>
           <w:lang w:val="en-US"/>
         </w:rPr>
-        <w:t xml:space="preserve">Dinas </w:t>
-      </w:r>
-      <w:proofErr w:type="spellStart"/>
-      <w:r>
-        <w:rPr>
-          <w:rFonts w:ascii="Arial" w:hAnsi="Arial" w:cs="Arial"/>
-          <w:lang w:val="en-US"/>
-        </w:rPr>
-        <w:t>Komunikasi</w:t>
-      </w:r>
-      <w:proofErr w:type="spellEnd"/>
-      <w:r>
-        <w:rPr>
-          <w:rFonts w:ascii="Arial" w:hAnsi="Arial" w:cs="Arial"/>
-          <w:lang w:val="en-US"/>
-        </w:rPr>
-        <w:t xml:space="preserve"> dan </w:t>
-      </w:r>
-      <w:proofErr w:type="spellStart"/>
-      <w:r>
-        <w:rPr>
-          <w:rFonts w:ascii="Arial" w:hAnsi="Arial" w:cs="Arial"/>
-          <w:lang w:val="en-US"/>
-        </w:rPr>
-        <w:t>Informatika</w:t>
-      </w:r>
-      <w:proofErr w:type="spellEnd"/>
+        <w:t>Dinas Komunikasi dan Informatika</w:t>
+      </w:r>
       <w:r>
         <w:rPr>
           <w:rFonts w:ascii="Arial" w:hAnsi="Arial" w:cs="Arial"/>
@@ -761,7 +665,6 @@
         </w:rPr>
         <w:t>{</w:t>
       </w:r>
-      <w:proofErr w:type="spellStart"/>
       <w:r>
         <w:rPr>
           <w:rFonts w:ascii="Arial" w:hAnsi="Arial" w:cs="Arial"/>
@@ -769,7 +672,6 @@
         </w:rPr>
         <w:t>nama_pa</w:t>
       </w:r>
-      <w:proofErr w:type="spellEnd"/>
       <w:r>
         <w:rPr>
           <w:rFonts w:ascii="Arial" w:hAnsi="Arial" w:cs="Arial"/>
@@ -853,53 +755,12 @@
         <w:tab/>
         <w:t xml:space="preserve">: </w:t>
       </w:r>
-      <w:proofErr w:type="spellStart"/>
-      <w:r>
-        <w:rPr>
-          <w:rFonts w:ascii="Arial" w:hAnsi="Arial" w:cs="Arial"/>
-          <w:lang w:val="en-US"/>
-        </w:rPr>
-        <w:t>Kepala</w:t>
-      </w:r>
-      <w:proofErr w:type="spellEnd"/>
-      <w:r>
-        <w:rPr>
-          <w:rFonts w:ascii="Arial" w:hAnsi="Arial" w:cs="Arial"/>
-          <w:lang w:val="en-US"/>
-        </w:rPr>
-        <w:t xml:space="preserve"> Dinas </w:t>
-      </w:r>
-      <w:proofErr w:type="spellStart"/>
-      <w:r>
-        <w:rPr>
-          <w:rFonts w:ascii="Arial" w:hAnsi="Arial" w:cs="Arial"/>
-          <w:lang w:val="en-US"/>
-        </w:rPr>
-        <w:t>Komunikasi</w:t>
-      </w:r>
-      <w:proofErr w:type="spellEnd"/>
-      <w:r>
-        <w:rPr>
-          <w:rFonts w:ascii="Arial" w:hAnsi="Arial" w:cs="Arial"/>
-          <w:lang w:val="en-US"/>
-        </w:rPr>
-        <w:t xml:space="preserve"> dan </w:t>
-      </w:r>
-      <w:proofErr w:type="spellStart"/>
-      <w:r>
-        <w:rPr>
-          <w:rFonts w:ascii="Arial" w:hAnsi="Arial" w:cs="Arial"/>
-          <w:lang w:val="en-US"/>
-        </w:rPr>
-        <w:t>Informatika</w:t>
-      </w:r>
-      <w:proofErr w:type="spellEnd"/>
-      <w:r>
-        <w:rPr>
-          <w:rFonts w:ascii="Arial" w:hAnsi="Arial" w:cs="Arial"/>
-          <w:lang w:val="en-US"/>
-        </w:rPr>
-        <w:t xml:space="preserve"> </w:t>
+      <w:r>
+        <w:rPr>
+          <w:rFonts w:ascii="Arial" w:hAnsi="Arial" w:cs="Arial"/>
+          <w:lang w:val="en-US"/>
+        </w:rPr>
+        <w:t xml:space="preserve">Kepala Dinas Komunikasi dan Informatika </w:t>
       </w:r>
     </w:p>
     <w:p>
@@ -1056,21 +917,12 @@
         </w:rPr>
         <w:br/>
       </w:r>
-      <w:proofErr w:type="spellStart"/>
-      <w:r>
-        <w:rPr>
-          <w:rFonts w:ascii="Arial" w:hAnsi="Arial" w:cs="Arial"/>
-          <w:lang w:val="en-US"/>
-        </w:rPr>
-        <w:t>Kepala</w:t>
-      </w:r>
-      <w:proofErr w:type="spellEnd"/>
-      <w:r>
-        <w:rPr>
-          <w:rFonts w:ascii="Arial" w:hAnsi="Arial" w:cs="Arial"/>
-          <w:lang w:val="en-US"/>
-        </w:rPr>
-        <w:t xml:space="preserve"> Dinas</w:t>
+      <w:r>
+        <w:rPr>
+          <w:rFonts w:ascii="Arial" w:hAnsi="Arial" w:cs="Arial"/>
+          <w:lang w:val="en-US"/>
+        </w:rPr>
+        <w:t>Kepala Dinas</w:t>
       </w:r>
     </w:p>
     <w:p>
@@ -1083,37 +935,12 @@
           <w:lang w:val="en-US"/>
         </w:rPr>
       </w:pPr>
-      <w:proofErr w:type="spellStart"/>
-      <w:r>
-        <w:rPr>
-          <w:rFonts w:ascii="Arial" w:hAnsi="Arial" w:cs="Arial"/>
-          <w:lang w:val="en-US"/>
-        </w:rPr>
-        <w:t>Komunikasi</w:t>
-      </w:r>
-      <w:proofErr w:type="spellEnd"/>
-      <w:r>
-        <w:rPr>
-          <w:rFonts w:ascii="Arial" w:hAnsi="Arial" w:cs="Arial"/>
-          <w:lang w:val="en-US"/>
-        </w:rPr>
-        <w:t xml:space="preserve"> dan </w:t>
-      </w:r>
-      <w:proofErr w:type="spellStart"/>
-      <w:r>
-        <w:rPr>
-          <w:rFonts w:ascii="Arial" w:hAnsi="Arial" w:cs="Arial"/>
-          <w:lang w:val="en-US"/>
-        </w:rPr>
-        <w:t>Informatika</w:t>
-      </w:r>
-      <w:proofErr w:type="spellEnd"/>
-      <w:r>
-        <w:rPr>
-          <w:rFonts w:ascii="Arial" w:hAnsi="Arial" w:cs="Arial"/>
-          <w:lang w:val="en-US"/>
-        </w:rPr>
-        <w:t xml:space="preserve"> </w:t>
+      <w:r>
+        <w:rPr>
+          <w:rFonts w:ascii="Arial" w:hAnsi="Arial" w:cs="Arial"/>
+          <w:lang w:val="en-US"/>
+        </w:rPr>
+        <w:t xml:space="preserve">Komunikasi dan Informatika </w:t>
       </w:r>
     </w:p>
     <w:p>
@@ -1200,7 +1027,6 @@
         </w:rPr>
         <w:t>{</w:t>
       </w:r>
-      <w:proofErr w:type="spellStart"/>
       <w:r>
         <w:rPr>
           <w:rFonts w:ascii="Arial" w:hAnsi="Arial" w:cs="Arial"/>
@@ -1210,7 +1036,6 @@
         </w:rPr>
         <w:t>nama_pa</w:t>
       </w:r>
-      <w:proofErr w:type="spellEnd"/>
       <w:r>
         <w:rPr>
           <w:rFonts w:ascii="Arial" w:hAnsi="Arial" w:cs="Arial"/>
@@ -1237,7 +1062,6 @@
         </w:rPr>
         <w:t xml:space="preserve">Pembina </w:t>
       </w:r>
-      <w:proofErr w:type="spellStart"/>
       <w:r>
         <w:rPr>
           <w:rFonts w:ascii="Arial" w:hAnsi="Arial" w:cs="Arial"/>
@@ -1245,7 +1069,6 @@
         </w:rPr>
         <w:t>Tk.I</w:t>
       </w:r>
-      <w:proofErr w:type="spellEnd"/>
     </w:p>
     <w:p>
       <w:pPr>
@@ -1435,31 +1258,13 @@
               </w:rPr>
               <w:t>Jln.</w:t>
             </w:r>
-            <w:proofErr w:type="spellStart"/>
             <w:r>
               <w:rPr>
                 <w:rFonts w:ascii="Arial" w:hAnsi="Arial" w:cs="Arial"/>
                 <w:lang w:val="en-US"/>
               </w:rPr>
-              <w:t>Sabuk</w:t>
-            </w:r>
-            <w:proofErr w:type="spellEnd"/>
-            <w:r>
-              <w:rPr>
-                <w:rFonts w:ascii="Arial" w:hAnsi="Arial" w:cs="Arial"/>
-                <w:lang w:val="en-US"/>
-              </w:rPr>
-              <w:t xml:space="preserve"> Alu No.2A </w:t>
-            </w:r>
-            <w:proofErr w:type="spellStart"/>
-            <w:r>
-              <w:rPr>
-                <w:rFonts w:ascii="Arial" w:hAnsi="Arial" w:cs="Arial"/>
-                <w:lang w:val="en-US"/>
-              </w:rPr>
-              <w:t>Wonosobo</w:t>
-            </w:r>
-            <w:proofErr w:type="spellEnd"/>
+              <w:t>Sabuk Alu No.2A Wonosobo</w:t>
+            </w:r>
           </w:p>
           <w:p>
             <w:pPr>
@@ -1472,7 +1277,6 @@
               </w:rPr>
               <w:t xml:space="preserve">Email : </w:t>
             </w:r>
-            <w:proofErr w:type="spellStart"/>
             <w:r>
               <w:rPr>
                 <w:rFonts w:ascii="Arial" w:hAnsi="Arial" w:cs="Arial"/>
@@ -1480,7 +1284,6 @@
               </w:rPr>
               <w:t>diskominfowsb@gmail,com</w:t>
             </w:r>
-            <w:proofErr w:type="spellEnd"/>
             <w:r>
               <w:rPr>
                 <w:rFonts w:ascii="Arial" w:hAnsi="Arial" w:cs="Arial"/>
@@ -1691,7 +1494,6 @@
         </w:rPr>
         <w:t>{</w:t>
       </w:r>
-      <w:proofErr w:type="spellStart"/>
       <w:r>
         <w:rPr>
           <w:rFonts w:ascii="Arial" w:hAnsi="Arial" w:cs="Arial"/>
@@ -1699,7 +1501,6 @@
         </w:rPr>
         <w:t>nama_bp</w:t>
       </w:r>
-      <w:proofErr w:type="spellEnd"/>
       <w:r>
         <w:rPr>
           <w:rFonts w:ascii="Arial" w:hAnsi="Arial" w:cs="Arial"/>
@@ -2023,7 +1824,6 @@
               </w:rPr>
               <w:t xml:space="preserve">Pemungutan </w:t>
             </w:r>
-            <w:proofErr w:type="spellStart"/>
             <w:r>
               <w:rPr>
                 <w:rFonts w:ascii="Arial" w:hAnsi="Arial" w:cs="Arial"/>
@@ -2031,7 +1831,6 @@
               </w:rPr>
               <w:t>Potongan</w:t>
             </w:r>
-            <w:proofErr w:type="spellEnd"/>
           </w:p>
         </w:tc>
         <w:tc>
@@ -2466,7 +2265,6 @@
               </w:rPr>
               <w:t xml:space="preserve">Jumlah </w:t>
             </w:r>
-            <w:proofErr w:type="spellStart"/>
             <w:r>
               <w:rPr>
                 <w:rFonts w:ascii="Arial" w:hAnsi="Arial" w:cs="Arial"/>
@@ -2474,7 +2272,6 @@
               </w:rPr>
               <w:t>Potongan</w:t>
             </w:r>
-            <w:proofErr w:type="spellEnd"/>
           </w:p>
         </w:tc>
         <w:tc>
@@ -2509,23 +2306,7 @@
                 <w:rFonts w:ascii="Arial" w:hAnsi="Arial" w:cs="Arial"/>
                 <w:lang w:val="en-US"/>
               </w:rPr>
-              <w:t>Rp.${</w:t>
-            </w:r>
-            <w:proofErr w:type="spellStart"/>
-            <w:r>
-              <w:rPr>
-                <w:rFonts w:ascii="Arial" w:hAnsi="Arial" w:cs="Arial"/>
-                <w:lang w:val="en-US"/>
-              </w:rPr>
-              <w:t>total_pajak</w:t>
-            </w:r>
-            <w:proofErr w:type="spellEnd"/>
-            <w:r>
-              <w:rPr>
-                <w:rFonts w:ascii="Arial" w:hAnsi="Arial" w:cs="Arial"/>
-                <w:lang w:val="en-US"/>
-              </w:rPr>
-              <w:t>}</w:t>
+              <w:t>Rp.${total_pajak}</w:t>
             </w:r>
           </w:p>
         </w:tc>
@@ -2724,7 +2505,6 @@
         </w:rPr>
         <w:t>{</w:t>
       </w:r>
-      <w:proofErr w:type="spellStart"/>
       <w:r>
         <w:rPr>
           <w:rFonts w:ascii="Arial" w:hAnsi="Arial" w:cs="Arial"/>
@@ -2734,7 +2514,6 @@
         </w:rPr>
         <w:t>nama_ppk</w:t>
       </w:r>
-      <w:proofErr w:type="spellEnd"/>
       <w:r>
         <w:rPr>
           <w:rFonts w:ascii="Arial" w:hAnsi="Arial" w:cs="Arial"/>
@@ -2776,7 +2555,6 @@
         </w:rPr>
         <w:t>{</w:t>
       </w:r>
-      <w:proofErr w:type="spellStart"/>
       <w:r>
         <w:rPr>
           <w:rFonts w:ascii="Arial" w:hAnsi="Arial" w:cs="Arial"/>
@@ -2784,7 +2562,6 @@
         </w:rPr>
         <w:t>nip_ppk</w:t>
       </w:r>
-      <w:proofErr w:type="spellEnd"/>
       <w:r>
         <w:rPr>
           <w:rFonts w:ascii="Arial" w:hAnsi="Arial" w:cs="Arial"/>
@@ -2956,31 +2733,13 @@
               </w:rPr>
               <w:t>Jln.</w:t>
             </w:r>
-            <w:proofErr w:type="spellStart"/>
             <w:r>
               <w:rPr>
                 <w:rFonts w:ascii="Arial" w:hAnsi="Arial" w:cs="Arial"/>
                 <w:lang w:val="en-US"/>
               </w:rPr>
-              <w:t>Sabuk</w:t>
-            </w:r>
-            <w:proofErr w:type="spellEnd"/>
-            <w:r>
-              <w:rPr>
-                <w:rFonts w:ascii="Arial" w:hAnsi="Arial" w:cs="Arial"/>
-                <w:lang w:val="en-US"/>
-              </w:rPr>
-              <w:t xml:space="preserve"> Alu No.2A </w:t>
-            </w:r>
-            <w:proofErr w:type="spellStart"/>
-            <w:r>
-              <w:rPr>
-                <w:rFonts w:ascii="Arial" w:hAnsi="Arial" w:cs="Arial"/>
-                <w:lang w:val="en-US"/>
-              </w:rPr>
-              <w:t>Wonosobo</w:t>
-            </w:r>
-            <w:proofErr w:type="spellEnd"/>
+              <w:t>Sabuk Alu No.2A Wonosobo</w:t>
+            </w:r>
           </w:p>
           <w:p>
             <w:pPr>
@@ -2993,7 +2752,6 @@
               </w:rPr>
               <w:t xml:space="preserve">Email : </w:t>
             </w:r>
-            <w:proofErr w:type="spellStart"/>
             <w:r>
               <w:rPr>
                 <w:rFonts w:ascii="Arial" w:hAnsi="Arial" w:cs="Arial"/>
@@ -3001,7 +2759,6 @@
               </w:rPr>
               <w:t>diskominfowsb@gmail,com</w:t>
             </w:r>
-            <w:proofErr w:type="spellEnd"/>
             <w:r>
               <w:rPr>
                 <w:rFonts w:ascii="Arial" w:hAnsi="Arial" w:cs="Arial"/>
@@ -4815,7 +4572,6 @@
         </w:rPr>
         <w:t>{</w:t>
       </w:r>
-      <w:proofErr w:type="spellStart"/>
       <w:r>
         <w:rPr>
           <w:rFonts w:ascii="Arial" w:hAnsi="Arial" w:cs="Arial"/>
@@ -4825,7 +4581,6 @@
         </w:rPr>
         <w:t>nama_ppk</w:t>
       </w:r>
-      <w:proofErr w:type="spellEnd"/>
       <w:r>
         <w:rPr>
           <w:rFonts w:ascii="Arial" w:hAnsi="Arial" w:cs="Arial"/>
@@ -4867,7 +4622,6 @@
         </w:rPr>
         <w:t>{</w:t>
       </w:r>
-      <w:proofErr w:type="spellStart"/>
       <w:r>
         <w:rPr>
           <w:rFonts w:ascii="Arial" w:hAnsi="Arial" w:cs="Arial"/>
@@ -4875,7 +4629,6 @@
         </w:rPr>
         <w:t>nip_ppk</w:t>
       </w:r>
-      <w:proofErr w:type="spellEnd"/>
       <w:r>
         <w:rPr>
           <w:rFonts w:ascii="Arial" w:hAnsi="Arial" w:cs="Arial"/>
@@ -5034,31 +4787,13 @@
               </w:rPr>
               <w:t>Jln.</w:t>
             </w:r>
-            <w:proofErr w:type="spellStart"/>
             <w:r>
               <w:rPr>
                 <w:rFonts w:ascii="Arial" w:hAnsi="Arial" w:cs="Arial"/>
                 <w:lang w:val="en-US"/>
               </w:rPr>
-              <w:t>Sabuk</w:t>
-            </w:r>
-            <w:proofErr w:type="spellEnd"/>
-            <w:r>
-              <w:rPr>
-                <w:rFonts w:ascii="Arial" w:hAnsi="Arial" w:cs="Arial"/>
-                <w:lang w:val="en-US"/>
-              </w:rPr>
-              <w:t xml:space="preserve"> Alu No.2A </w:t>
-            </w:r>
-            <w:proofErr w:type="spellStart"/>
-            <w:r>
-              <w:rPr>
-                <w:rFonts w:ascii="Arial" w:hAnsi="Arial" w:cs="Arial"/>
-                <w:lang w:val="en-US"/>
-              </w:rPr>
-              <w:t>Wonosobo</w:t>
-            </w:r>
-            <w:proofErr w:type="spellEnd"/>
+              <w:t>Sabuk Alu No.2A Wonosobo</w:t>
+            </w:r>
           </w:p>
           <w:p>
             <w:pPr>
@@ -5071,7 +4806,6 @@
               </w:rPr>
               <w:t xml:space="preserve">Email : </w:t>
             </w:r>
-            <w:proofErr w:type="spellStart"/>
             <w:r>
               <w:rPr>
                 <w:rFonts w:ascii="Arial" w:hAnsi="Arial" w:cs="Arial"/>
@@ -5079,7 +4813,6 @@
               </w:rPr>
               <w:t>diskominfowsb@gmail,com</w:t>
             </w:r>
-            <w:proofErr w:type="spellEnd"/>
             <w:r>
               <w:rPr>
                 <w:rFonts w:ascii="Arial" w:hAnsi="Arial" w:cs="Arial"/>
@@ -5144,21 +4877,12 @@
           <w:lang w:val="en-US"/>
         </w:rPr>
       </w:pPr>
-      <w:proofErr w:type="spellStart"/>
-      <w:r>
-        <w:rPr>
-          <w:rFonts w:ascii="Arial" w:hAnsi="Arial" w:cs="Arial"/>
-          <w:lang w:val="en-US"/>
-        </w:rPr>
-        <w:t>Nomor</w:t>
-      </w:r>
-      <w:proofErr w:type="spellEnd"/>
-      <w:r>
-        <w:rPr>
-          <w:rFonts w:ascii="Arial" w:hAnsi="Arial" w:cs="Arial"/>
-          <w:lang w:val="en-US"/>
-        </w:rPr>
-        <w:t xml:space="preserve">: </w:t>
+      <w:r>
+        <w:rPr>
+          <w:rFonts w:ascii="Arial" w:hAnsi="Arial" w:cs="Arial"/>
+          <w:lang w:val="en-US"/>
+        </w:rPr>
+        <w:t xml:space="preserve">Nomor: </w:t>
       </w:r>
       <w:r>
         <w:rPr>
@@ -5174,7 +4898,6 @@
         </w:rPr>
         <w:t>{</w:t>
       </w:r>
-      <w:proofErr w:type="spellStart"/>
       <w:r>
         <w:rPr>
           <w:rFonts w:ascii="Arial" w:hAnsi="Arial" w:cs="Arial"/>
@@ -5182,7 +4905,6 @@
         </w:rPr>
         <w:t>no_tanggungjawab</w:t>
       </w:r>
-      <w:proofErr w:type="spellEnd"/>
       <w:r>
         <w:rPr>
           <w:rFonts w:ascii="Arial" w:hAnsi="Arial" w:cs="Arial"/>
@@ -5195,14 +4917,7 @@
           <w:rFonts w:ascii="Arial" w:hAnsi="Arial" w:cs="Arial"/>
           <w:lang w:val="en-US"/>
         </w:rPr>
-        <w:t xml:space="preserve"> / </w:t>
-      </w:r>
-      <w:r>
-        <w:rPr>
-          <w:rFonts w:ascii="Arial" w:hAnsi="Arial" w:cs="Arial"/>
-          <w:lang w:val="en-US"/>
-        </w:rPr>
-        <w:t>SPM-</w:t>
+        <w:t xml:space="preserve"> /</w:t>
       </w:r>
       <w:r>
         <w:rPr>
@@ -5225,7 +4940,6 @@
         </w:rPr>
         <w:t>{</w:t>
       </w:r>
-      <w:proofErr w:type="spellStart"/>
       <w:r>
         <w:rPr>
           <w:rFonts w:ascii="Arial" w:hAnsi="Arial" w:cs="Arial"/>
@@ -5233,7 +4947,6 @@
         </w:rPr>
         <w:t>no_spp_spm</w:t>
       </w:r>
-      <w:proofErr w:type="spellEnd"/>
       <w:r>
         <w:rPr>
           <w:rFonts w:ascii="Arial" w:hAnsi="Arial" w:cs="Arial"/>
@@ -5429,16 +5142,8 @@
           <w:lang w:val="en-US"/>
         </w:rPr>
         <w:tab/>
-      </w:r>
-      <w:proofErr w:type="spellStart"/>
-      <w:r>
-        <w:rPr>
-          <w:rFonts w:ascii="Arial" w:hAnsi="Arial" w:cs="Arial"/>
-          <w:lang w:val="en-US"/>
-        </w:rPr>
-        <w:t>Sehubungan</w:t>
-      </w:r>
-      <w:proofErr w:type="spellEnd"/>
+        <w:t>Sehubungan dengan Surat Perintah Membayar Langsung (SPM - LS)</w:t>
+      </w:r>
       <w:r>
         <w:rPr>
           <w:rFonts w:ascii="Arial" w:hAnsi="Arial" w:cs="Arial"/>
@@ -5446,31 +5151,41 @@
         </w:rPr>
         <w:t xml:space="preserve"> </w:t>
       </w:r>
-      <w:proofErr w:type="spellStart"/>
-      <w:r>
-        <w:rPr>
-          <w:rFonts w:ascii="Arial" w:hAnsi="Arial" w:cs="Arial"/>
-          <w:lang w:val="en-US"/>
-        </w:rPr>
-        <w:t>dengan</w:t>
-      </w:r>
-      <w:proofErr w:type="spellEnd"/>
-      <w:r>
-        <w:rPr>
-          <w:rFonts w:ascii="Arial" w:hAnsi="Arial" w:cs="Arial"/>
-          <w:lang w:val="en-US"/>
-        </w:rPr>
-        <w:t xml:space="preserve"> Surat </w:t>
-      </w:r>
-      <w:proofErr w:type="spellStart"/>
-      <w:r>
-        <w:rPr>
-          <w:rFonts w:ascii="Arial" w:hAnsi="Arial" w:cs="Arial"/>
-          <w:lang w:val="en-US"/>
-        </w:rPr>
-        <w:t>Perintah</w:t>
-      </w:r>
-      <w:proofErr w:type="spellEnd"/>
+      <w:r>
+        <w:rPr>
+          <w:rFonts w:ascii="Arial" w:hAnsi="Arial" w:cs="Arial"/>
+          <w:lang w:val="en-US"/>
+        </w:rPr>
+        <w:t xml:space="preserve">Nomor: </w:t>
+      </w:r>
+      <w:r>
+        <w:rPr>
+          <w:rFonts w:ascii="Arial" w:hAnsi="Arial" w:cs="Arial"/>
+          <w:lang w:val="en-US"/>
+        </w:rPr>
+        <w:t>$</w:t>
+      </w:r>
+      <w:r>
+        <w:rPr>
+          <w:rFonts w:ascii="Arial" w:hAnsi="Arial" w:cs="Arial"/>
+          <w:lang w:val="en-US"/>
+        </w:rPr>
+        <w:t>{</w:t>
+      </w:r>
+      <w:r>
+        <w:rPr>
+          <w:rFonts w:ascii="Arial" w:hAnsi="Arial" w:cs="Arial"/>
+          <w:lang w:val="en-US"/>
+        </w:rPr>
+        <w:t>no_spp_spm</w:t>
+      </w:r>
+      <w:r>
+        <w:rPr>
+          <w:rFonts w:ascii="Arial" w:hAnsi="Arial" w:cs="Arial"/>
+          <w:lang w:val="en-US"/>
+        </w:rPr>
+        <w:t>}</w:t>
+      </w:r>
       <w:r>
         <w:rPr>
           <w:rFonts w:ascii="Arial" w:hAnsi="Arial" w:cs="Arial"/>
@@ -5478,15 +5193,41 @@
         </w:rPr>
         <w:t xml:space="preserve"> </w:t>
       </w:r>
-      <w:proofErr w:type="spellStart"/>
-      <w:r>
-        <w:rPr>
-          <w:rFonts w:ascii="Arial" w:hAnsi="Arial" w:cs="Arial"/>
-          <w:lang w:val="en-US"/>
-        </w:rPr>
-        <w:t>Membayar</w:t>
-      </w:r>
-      <w:proofErr w:type="spellEnd"/>
+      <w:r>
+        <w:rPr>
+          <w:rFonts w:ascii="Arial" w:hAnsi="Arial" w:cs="Arial"/>
+          <w:lang w:val="en-US"/>
+        </w:rPr>
+        <w:t xml:space="preserve">tanggal </w:t>
+      </w:r>
+      <w:r>
+        <w:rPr>
+          <w:rFonts w:ascii="Arial" w:hAnsi="Arial" w:cs="Arial"/>
+          <w:lang w:val="en-US"/>
+        </w:rPr>
+        <w:t>$</w:t>
+      </w:r>
+      <w:r>
+        <w:rPr>
+          <w:rFonts w:ascii="Arial" w:hAnsi="Arial" w:cs="Arial"/>
+          <w:lang w:val="en-US"/>
+        </w:rPr>
+        <w:t>{</w:t>
+      </w:r>
+      <w:r>
+        <w:rPr>
+          <w:rFonts w:ascii="Arial" w:hAnsi="Arial" w:cs="Arial"/>
+          <w:lang w:val="en-US"/>
+        </w:rPr>
+        <w:t>tanggal</w:t>
+      </w:r>
+      <w:r>
+        <w:rPr>
+          <w:rFonts w:ascii="Arial" w:hAnsi="Arial" w:cs="Arial"/>
+          <w:lang w:val="en-US"/>
+        </w:rPr>
+        <w:t>}</w:t>
+      </w:r>
       <w:r>
         <w:rPr>
           <w:rFonts w:ascii="Arial" w:hAnsi="Arial" w:cs="Arial"/>
@@ -5494,58 +5235,12 @@
         </w:rPr>
         <w:t xml:space="preserve"> </w:t>
       </w:r>
-      <w:proofErr w:type="spellStart"/>
-      <w:r>
-        <w:rPr>
-          <w:rFonts w:ascii="Arial" w:hAnsi="Arial" w:cs="Arial"/>
-          <w:lang w:val="en-US"/>
-        </w:rPr>
-        <w:t>Langsung</w:t>
-      </w:r>
-      <w:proofErr w:type="spellEnd"/>
-      <w:r>
-        <w:rPr>
-          <w:rFonts w:ascii="Arial" w:hAnsi="Arial" w:cs="Arial"/>
-          <w:lang w:val="en-US"/>
-        </w:rPr>
-        <w:t xml:space="preserve"> (SPM - LS)</w:t>
-      </w:r>
-      <w:r>
-        <w:rPr>
-          <w:rFonts w:ascii="Arial" w:hAnsi="Arial" w:cs="Arial"/>
-          <w:lang w:val="en-US"/>
-        </w:rPr>
-        <w:t xml:space="preserve"> </w:t>
-      </w:r>
-      <w:proofErr w:type="spellStart"/>
-      <w:r>
-        <w:rPr>
-          <w:rFonts w:ascii="Arial" w:hAnsi="Arial" w:cs="Arial"/>
-          <w:lang w:val="en-US"/>
-        </w:rPr>
-        <w:t>Nomor</w:t>
-      </w:r>
-      <w:proofErr w:type="spellEnd"/>
-      <w:r>
-        <w:rPr>
-          <w:rFonts w:ascii="Arial" w:hAnsi="Arial" w:cs="Arial"/>
-          <w:lang w:val="en-US"/>
-        </w:rPr>
-        <w:t>: SPM -</w:t>
-      </w:r>
-      <w:r>
-        <w:rPr>
-          <w:rFonts w:ascii="Arial" w:hAnsi="Arial" w:cs="Arial"/>
-          <w:lang w:val="en-US"/>
-        </w:rPr>
-        <w:t xml:space="preserve"> </w:t>
-      </w:r>
-      <w:r>
-        <w:rPr>
-          <w:rFonts w:ascii="Arial" w:hAnsi="Arial" w:cs="Arial"/>
-          <w:lang w:val="en-US"/>
-        </w:rPr>
-        <w:t>-</w:t>
+      <w:r>
+        <w:rPr>
+          <w:rFonts w:ascii="Arial" w:hAnsi="Arial" w:cs="Arial"/>
+          <w:lang w:val="en-US"/>
+        </w:rPr>
+        <w:t xml:space="preserve">sebesar Rp </w:t>
       </w:r>
       <w:r>
         <w:rPr>
@@ -5561,157 +5256,6 @@
         </w:rPr>
         <w:t>{</w:t>
       </w:r>
-      <w:proofErr w:type="spellStart"/>
-      <w:r>
-        <w:rPr>
-          <w:rFonts w:ascii="Arial" w:hAnsi="Arial" w:cs="Arial"/>
-          <w:lang w:val="en-US"/>
-        </w:rPr>
-        <w:t>no_spp_spm</w:t>
-      </w:r>
-      <w:proofErr w:type="spellEnd"/>
-      <w:r>
-        <w:rPr>
-          <w:rFonts w:ascii="Arial" w:hAnsi="Arial" w:cs="Arial"/>
-          <w:lang w:val="en-US"/>
-        </w:rPr>
-        <w:t>}</w:t>
-      </w:r>
-      <w:r>
-        <w:rPr>
-          <w:rFonts w:ascii="Arial" w:hAnsi="Arial" w:cs="Arial"/>
-          <w:lang w:val="en-US"/>
-        </w:rPr>
-        <w:t xml:space="preserve"> </w:t>
-      </w:r>
-      <w:r>
-        <w:rPr>
-          <w:rFonts w:ascii="Arial" w:hAnsi="Arial" w:cs="Arial"/>
-          <w:lang w:val="en-US"/>
-        </w:rPr>
-        <w:t>/LS/2.16.2.2.20.2.21/</w:t>
-      </w:r>
-      <w:r>
-        <w:rPr>
-          <w:rFonts w:ascii="Arial" w:hAnsi="Arial" w:cs="Arial"/>
-          <w:lang w:val="en-US"/>
-        </w:rPr>
-        <w:t>$</w:t>
-      </w:r>
-      <w:r>
-        <w:rPr>
-          <w:rFonts w:ascii="Arial" w:hAnsi="Arial" w:cs="Arial"/>
-          <w:lang w:val="en-US"/>
-        </w:rPr>
-        <w:t>{</w:t>
-      </w:r>
-      <w:proofErr w:type="spellStart"/>
-      <w:r>
-        <w:rPr>
-          <w:rFonts w:ascii="Arial" w:hAnsi="Arial" w:cs="Arial"/>
-          <w:lang w:val="en-US"/>
-        </w:rPr>
-        <w:t>tahun</w:t>
-      </w:r>
-      <w:proofErr w:type="spellEnd"/>
-      <w:r>
-        <w:rPr>
-          <w:rFonts w:ascii="Arial" w:hAnsi="Arial" w:cs="Arial"/>
-          <w:lang w:val="en-US"/>
-        </w:rPr>
-        <w:t>}</w:t>
-      </w:r>
-      <w:r>
-        <w:rPr>
-          <w:rFonts w:ascii="Arial" w:hAnsi="Arial" w:cs="Arial"/>
-          <w:lang w:val="en-US"/>
-        </w:rPr>
-        <w:t xml:space="preserve"> </w:t>
-      </w:r>
-      <w:proofErr w:type="spellStart"/>
-      <w:r>
-        <w:rPr>
-          <w:rFonts w:ascii="Arial" w:hAnsi="Arial" w:cs="Arial"/>
-          <w:lang w:val="en-US"/>
-        </w:rPr>
-        <w:t>tanggal</w:t>
-      </w:r>
-      <w:proofErr w:type="spellEnd"/>
-      <w:r>
-        <w:rPr>
-          <w:rFonts w:ascii="Arial" w:hAnsi="Arial" w:cs="Arial"/>
-          <w:lang w:val="en-US"/>
-        </w:rPr>
-        <w:t xml:space="preserve"> </w:t>
-      </w:r>
-      <w:r>
-        <w:rPr>
-          <w:rFonts w:ascii="Arial" w:hAnsi="Arial" w:cs="Arial"/>
-          <w:lang w:val="en-US"/>
-        </w:rPr>
-        <w:t>$</w:t>
-      </w:r>
-      <w:r>
-        <w:rPr>
-          <w:rFonts w:ascii="Arial" w:hAnsi="Arial" w:cs="Arial"/>
-          <w:lang w:val="en-US"/>
-        </w:rPr>
-        <w:t>{</w:t>
-      </w:r>
-      <w:proofErr w:type="spellStart"/>
-      <w:r>
-        <w:rPr>
-          <w:rFonts w:ascii="Arial" w:hAnsi="Arial" w:cs="Arial"/>
-          <w:lang w:val="en-US"/>
-        </w:rPr>
-        <w:t>tanggal</w:t>
-      </w:r>
-      <w:proofErr w:type="spellEnd"/>
-      <w:r>
-        <w:rPr>
-          <w:rFonts w:ascii="Arial" w:hAnsi="Arial" w:cs="Arial"/>
-          <w:lang w:val="en-US"/>
-        </w:rPr>
-        <w:t>}</w:t>
-      </w:r>
-      <w:r>
-        <w:rPr>
-          <w:rFonts w:ascii="Arial" w:hAnsi="Arial" w:cs="Arial"/>
-          <w:lang w:val="en-US"/>
-        </w:rPr>
-        <w:t xml:space="preserve"> </w:t>
-      </w:r>
-      <w:proofErr w:type="spellStart"/>
-      <w:r>
-        <w:rPr>
-          <w:rFonts w:ascii="Arial" w:hAnsi="Arial" w:cs="Arial"/>
-          <w:lang w:val="en-US"/>
-        </w:rPr>
-        <w:t>sebesar</w:t>
-      </w:r>
-      <w:proofErr w:type="spellEnd"/>
-      <w:r>
-        <w:rPr>
-          <w:rFonts w:ascii="Arial" w:hAnsi="Arial" w:cs="Arial"/>
-          <w:lang w:val="en-US"/>
-        </w:rPr>
-        <w:t xml:space="preserve"> Rp </w:t>
-      </w:r>
-      <w:r>
-        <w:rPr>
-          <w:rFonts w:ascii="Arial" w:hAnsi="Arial" w:cs="Arial"/>
-          <w:lang w:val="en-US"/>
-        </w:rPr>
-        <w:t>$</w:t>
-      </w:r>
-      <w:r>
-        <w:rPr>
-          <w:rFonts w:ascii="Arial" w:hAnsi="Arial" w:cs="Arial"/>
-          <w:lang w:val="en-US"/>
-        </w:rPr>
-        <w:t>{</w:t>
-      </w:r>
-      <w:proofErr w:type="spellStart"/>
       <w:r>
         <w:rPr>
           <w:rFonts w:ascii="Arial" w:hAnsi="Arial" w:cs="Arial"/>
@@ -5719,7 +5263,6 @@
         </w:rPr>
         <w:t>nilai</w:t>
       </w:r>
-      <w:proofErr w:type="spellEnd"/>
       <w:r>
         <w:rPr>
           <w:rFonts w:ascii="Arial" w:hAnsi="Arial" w:cs="Arial"/>
@@ -5744,7 +5287,6 @@
           <w:lang w:val="en-US"/>
         </w:rPr>
       </w:pPr>
-      <w:proofErr w:type="spellStart"/>
       <w:r>
         <w:rPr>
           <w:rFonts w:ascii="Arial" w:hAnsi="Arial" w:cs="Arial"/>
@@ -5752,9 +5294,8 @@
           <w:iCs/>
           <w:lang w:val="en-US"/>
         </w:rPr>
-        <w:t>Terbilang</w:t>
-      </w:r>
-      <w:proofErr w:type="spellEnd"/>
+        <w:t xml:space="preserve">Terbilang: </w:t>
+      </w:r>
       <w:r>
         <w:rPr>
           <w:rFonts w:ascii="Arial" w:hAnsi="Arial" w:cs="Arial"/>
@@ -5762,7 +5303,7 @@
           <w:iCs/>
           <w:lang w:val="en-US"/>
         </w:rPr>
-        <w:t xml:space="preserve">: </w:t>
+        <w:t>$</w:t>
       </w:r>
       <w:r>
         <w:rPr>
@@ -5771,7 +5312,7 @@
           <w:iCs/>
           <w:lang w:val="en-US"/>
         </w:rPr>
-        <w:t>$</w:t>
+        <w:t>{</w:t>
       </w:r>
       <w:r>
         <w:rPr>
@@ -5780,9 +5321,8 @@
           <w:iCs/>
           <w:lang w:val="en-US"/>
         </w:rPr>
-        <w:t>{</w:t>
-      </w:r>
-      <w:proofErr w:type="spellStart"/>
+        <w:t>nilai_terbilang</w:t>
+      </w:r>
       <w:r>
         <w:rPr>
           <w:rFonts w:ascii="Arial" w:hAnsi="Arial" w:cs="Arial"/>
@@ -5790,24 +5330,61 @@
           <w:iCs/>
           <w:lang w:val="en-US"/>
         </w:rPr>
-        <w:t>nilai_terbilang</w:t>
-      </w:r>
-      <w:proofErr w:type="spellEnd"/>
-      <w:r>
+        <w:t>}</w:t>
+      </w:r>
+      <w:r>
+        <w:rPr>
+          <w:rFonts w:ascii="Arial" w:hAnsi="Arial" w:cs="Arial"/>
+          <w:lang w:val="en-US"/>
+        </w:rPr>
+        <w:t xml:space="preserve"> </w:t>
+      </w:r>
+    </w:p>
+    <w:p>
+      <w:pPr>
+        <w:spacing w:after="0"/>
+        <w:jc w:val="both"/>
         <w:rPr>
           <w:rFonts w:ascii="Arial" w:hAnsi="Arial" w:cs="Arial"/>
           <w:i/>
           <w:iCs/>
           <w:lang w:val="en-US"/>
         </w:rPr>
+      </w:pPr>
+      <w:r>
+        <w:rPr>
+          <w:rFonts w:ascii="Arial" w:hAnsi="Arial" w:cs="Arial"/>
+          <w:lang w:val="en-US"/>
+        </w:rPr>
+        <w:t xml:space="preserve">untuk keperluan SKPD Dinas Komunikasi &amp; Informatika Kab. Wonosobo Tahun Anggaran </w:t>
+      </w:r>
+      <w:r>
+        <w:rPr>
+          <w:rFonts w:ascii="Arial" w:hAnsi="Arial" w:cs="Arial"/>
+          <w:lang w:val="en-US"/>
+        </w:rPr>
+        <w:t>$</w:t>
+      </w:r>
+      <w:r>
+        <w:rPr>
+          <w:rFonts w:ascii="Arial" w:hAnsi="Arial" w:cs="Arial"/>
+          <w:lang w:val="en-US"/>
+        </w:rPr>
+        <w:t>{</w:t>
+      </w:r>
+      <w:r>
+        <w:rPr>
+          <w:rFonts w:ascii="Arial" w:hAnsi="Arial" w:cs="Arial"/>
+          <w:lang w:val="en-US"/>
+        </w:rPr>
+        <w:t>tahun</w:t>
+      </w:r>
+      <w:r>
+        <w:rPr>
+          <w:rFonts w:ascii="Arial" w:hAnsi="Arial" w:cs="Arial"/>
+          <w:lang w:val="en-US"/>
+        </w:rPr>
         <w:t>}</w:t>
-      </w:r>
-      <w:r>
-        <w:rPr>
-          <w:rFonts w:ascii="Arial" w:hAnsi="Arial" w:cs="Arial"/>
-          <w:lang w:val="en-US"/>
-        </w:rPr>
-        <w:t xml:space="preserve"> </w:t>
       </w:r>
     </w:p>
     <w:p>
@@ -5816,168 +5393,22 @@
         <w:jc w:val="both"/>
         <w:rPr>
           <w:rFonts w:ascii="Arial" w:hAnsi="Arial" w:cs="Arial"/>
-          <w:i/>
-          <w:iCs/>
-          <w:lang w:val="en-US"/>
-        </w:rPr>
-      </w:pPr>
-      <w:proofErr w:type="spellStart"/>
-      <w:r>
-        <w:rPr>
-          <w:rFonts w:ascii="Arial" w:hAnsi="Arial" w:cs="Arial"/>
-          <w:lang w:val="en-US"/>
-        </w:rPr>
-        <w:t>untuk</w:t>
-      </w:r>
-      <w:proofErr w:type="spellEnd"/>
-      <w:r>
-        <w:rPr>
-          <w:rFonts w:ascii="Arial" w:hAnsi="Arial" w:cs="Arial"/>
-          <w:lang w:val="en-US"/>
-        </w:rPr>
-        <w:t xml:space="preserve"> </w:t>
-      </w:r>
-      <w:proofErr w:type="spellStart"/>
-      <w:r>
-        <w:rPr>
-          <w:rFonts w:ascii="Arial" w:hAnsi="Arial" w:cs="Arial"/>
-          <w:lang w:val="en-US"/>
-        </w:rPr>
-        <w:t>keperluan</w:t>
-      </w:r>
-      <w:proofErr w:type="spellEnd"/>
-      <w:r>
-        <w:rPr>
-          <w:rFonts w:ascii="Arial" w:hAnsi="Arial" w:cs="Arial"/>
-          <w:lang w:val="en-US"/>
-        </w:rPr>
-        <w:t xml:space="preserve"> SKPD Dinas </w:t>
-      </w:r>
-      <w:proofErr w:type="spellStart"/>
-      <w:r>
-        <w:rPr>
-          <w:rFonts w:ascii="Arial" w:hAnsi="Arial" w:cs="Arial"/>
-          <w:lang w:val="en-US"/>
-        </w:rPr>
-        <w:t>Komunikasi</w:t>
-      </w:r>
-      <w:proofErr w:type="spellEnd"/>
-      <w:r>
-        <w:rPr>
-          <w:rFonts w:ascii="Arial" w:hAnsi="Arial" w:cs="Arial"/>
-          <w:lang w:val="en-US"/>
-        </w:rPr>
-        <w:t xml:space="preserve"> &amp; </w:t>
-      </w:r>
-      <w:proofErr w:type="spellStart"/>
-      <w:r>
-        <w:rPr>
-          <w:rFonts w:ascii="Arial" w:hAnsi="Arial" w:cs="Arial"/>
-          <w:lang w:val="en-US"/>
-        </w:rPr>
-        <w:t>Informatika</w:t>
-      </w:r>
-      <w:proofErr w:type="spellEnd"/>
-      <w:r>
-        <w:rPr>
-          <w:rFonts w:ascii="Arial" w:hAnsi="Arial" w:cs="Arial"/>
-          <w:lang w:val="en-US"/>
-        </w:rPr>
-        <w:t xml:space="preserve"> </w:t>
-      </w:r>
-      <w:proofErr w:type="spellStart"/>
-      <w:r>
-        <w:rPr>
-          <w:rFonts w:ascii="Arial" w:hAnsi="Arial" w:cs="Arial"/>
-          <w:lang w:val="en-US"/>
-        </w:rPr>
-        <w:t>Kab</w:t>
-      </w:r>
-      <w:proofErr w:type="spellEnd"/>
-      <w:r>
-        <w:rPr>
-          <w:rFonts w:ascii="Arial" w:hAnsi="Arial" w:cs="Arial"/>
-          <w:lang w:val="en-US"/>
-        </w:rPr>
-        <w:t xml:space="preserve">. </w:t>
-      </w:r>
-      <w:proofErr w:type="spellStart"/>
-      <w:r>
-        <w:rPr>
-          <w:rFonts w:ascii="Arial" w:hAnsi="Arial" w:cs="Arial"/>
-          <w:lang w:val="en-US"/>
-        </w:rPr>
-        <w:t>Wonosobo</w:t>
-      </w:r>
-      <w:proofErr w:type="spellEnd"/>
-      <w:r>
-        <w:rPr>
-          <w:rFonts w:ascii="Arial" w:hAnsi="Arial" w:cs="Arial"/>
-          <w:lang w:val="en-US"/>
-        </w:rPr>
-        <w:t xml:space="preserve"> </w:t>
-      </w:r>
-      <w:proofErr w:type="spellStart"/>
-      <w:r>
-        <w:rPr>
-          <w:rFonts w:ascii="Arial" w:hAnsi="Arial" w:cs="Arial"/>
-          <w:lang w:val="en-US"/>
-        </w:rPr>
-        <w:t>Tahun</w:t>
-      </w:r>
-      <w:proofErr w:type="spellEnd"/>
-      <w:r>
-        <w:rPr>
-          <w:rFonts w:ascii="Arial" w:hAnsi="Arial" w:cs="Arial"/>
-          <w:lang w:val="en-US"/>
-        </w:rPr>
-        <w:t xml:space="preserve"> </w:t>
-      </w:r>
-      <w:proofErr w:type="spellStart"/>
-      <w:r>
-        <w:rPr>
-          <w:rFonts w:ascii="Arial" w:hAnsi="Arial" w:cs="Arial"/>
-          <w:lang w:val="en-US"/>
-        </w:rPr>
-        <w:t>Anggaran</w:t>
-      </w:r>
-      <w:proofErr w:type="spellEnd"/>
-      <w:r>
-        <w:rPr>
-          <w:rFonts w:ascii="Arial" w:hAnsi="Arial" w:cs="Arial"/>
-          <w:lang w:val="en-US"/>
-        </w:rPr>
-        <w:t xml:space="preserve"> </w:t>
-      </w:r>
-      <w:r>
-        <w:rPr>
-          <w:rFonts w:ascii="Arial" w:hAnsi="Arial" w:cs="Arial"/>
-          <w:lang w:val="en-US"/>
-        </w:rPr>
-        <w:t>$</w:t>
-      </w:r>
-      <w:r>
-        <w:rPr>
-          <w:rFonts w:ascii="Arial" w:hAnsi="Arial" w:cs="Arial"/>
-          <w:lang w:val="en-US"/>
-        </w:rPr>
-        <w:t>{</w:t>
-      </w:r>
-      <w:proofErr w:type="spellStart"/>
-      <w:r>
-        <w:rPr>
-          <w:rFonts w:ascii="Arial" w:hAnsi="Arial" w:cs="Arial"/>
-          <w:lang w:val="en-US"/>
-        </w:rPr>
-        <w:t>tahun</w:t>
-      </w:r>
-      <w:proofErr w:type="spellEnd"/>
-      <w:r>
-        <w:rPr>
-          <w:rFonts w:ascii="Arial" w:hAnsi="Arial" w:cs="Arial"/>
-          <w:lang w:val="en-US"/>
-        </w:rPr>
-        <w:t>}</w:t>
+          <w:lang w:val="en-US"/>
+        </w:rPr>
+      </w:pPr>
+      <w:r>
+        <w:rPr>
+          <w:rFonts w:ascii="Arial" w:hAnsi="Arial" w:cs="Arial"/>
+          <w:lang w:val="en-US"/>
+        </w:rPr>
+        <w:t>dengan ini menyatakan bahwa saya:</w:t>
+      </w:r>
+      <w:r>
+        <w:rPr>
+          <w:rFonts w:ascii="Arial" w:hAnsi="Arial" w:cs="Arial"/>
+          <w:lang w:val="en-US"/>
+        </w:rPr>
+        <w:tab/>
       </w:r>
     </w:p>
     <w:p>
@@ -5989,85 +5420,26 @@
           <w:lang w:val="en-US"/>
         </w:rPr>
       </w:pPr>
-      <w:proofErr w:type="spellStart"/>
-      <w:r>
-        <w:rPr>
-          <w:rFonts w:ascii="Arial" w:hAnsi="Arial" w:cs="Arial"/>
-          <w:lang w:val="en-US"/>
-        </w:rPr>
-        <w:t>dengan</w:t>
-      </w:r>
-      <w:proofErr w:type="spellEnd"/>
-      <w:r>
-        <w:rPr>
-          <w:rFonts w:ascii="Arial" w:hAnsi="Arial" w:cs="Arial"/>
-          <w:lang w:val="en-US"/>
-        </w:rPr>
-        <w:t xml:space="preserve"> </w:t>
-      </w:r>
-      <w:proofErr w:type="spellStart"/>
-      <w:r>
-        <w:rPr>
-          <w:rFonts w:ascii="Arial" w:hAnsi="Arial" w:cs="Arial"/>
-          <w:lang w:val="en-US"/>
-        </w:rPr>
-        <w:t>ini</w:t>
-      </w:r>
-      <w:proofErr w:type="spellEnd"/>
-      <w:r>
-        <w:rPr>
-          <w:rFonts w:ascii="Arial" w:hAnsi="Arial" w:cs="Arial"/>
-          <w:lang w:val="en-US"/>
-        </w:rPr>
-        <w:t xml:space="preserve"> </w:t>
-      </w:r>
-      <w:proofErr w:type="spellStart"/>
-      <w:r>
-        <w:rPr>
-          <w:rFonts w:ascii="Arial" w:hAnsi="Arial" w:cs="Arial"/>
-          <w:lang w:val="en-US"/>
-        </w:rPr>
-        <w:t>menyatakan</w:t>
-      </w:r>
-      <w:proofErr w:type="spellEnd"/>
-      <w:r>
-        <w:rPr>
-          <w:rFonts w:ascii="Arial" w:hAnsi="Arial" w:cs="Arial"/>
-          <w:lang w:val="en-US"/>
-        </w:rPr>
-        <w:t xml:space="preserve"> </w:t>
-      </w:r>
-      <w:proofErr w:type="spellStart"/>
-      <w:r>
-        <w:rPr>
-          <w:rFonts w:ascii="Arial" w:hAnsi="Arial" w:cs="Arial"/>
-          <w:lang w:val="en-US"/>
-        </w:rPr>
-        <w:t>bahwa</w:t>
-      </w:r>
-      <w:proofErr w:type="spellEnd"/>
-      <w:r>
-        <w:rPr>
-          <w:rFonts w:ascii="Arial" w:hAnsi="Arial" w:cs="Arial"/>
-          <w:lang w:val="en-US"/>
-        </w:rPr>
-        <w:t xml:space="preserve"> </w:t>
-      </w:r>
-      <w:proofErr w:type="spellStart"/>
-      <w:r>
-        <w:rPr>
-          <w:rFonts w:ascii="Arial" w:hAnsi="Arial" w:cs="Arial"/>
-          <w:lang w:val="en-US"/>
-        </w:rPr>
-        <w:t>saya</w:t>
-      </w:r>
-      <w:proofErr w:type="spellEnd"/>
-      <w:r>
-        <w:rPr>
-          <w:rFonts w:ascii="Arial" w:hAnsi="Arial" w:cs="Arial"/>
-          <w:lang w:val="en-US"/>
-        </w:rPr>
-        <w:t>:</w:t>
+      <w:r>
+        <w:rPr>
+          <w:rFonts w:ascii="Arial" w:hAnsi="Arial" w:cs="Arial"/>
+          <w:lang w:val="en-US"/>
+        </w:rPr>
+        <w:tab/>
+      </w:r>
+      <w:r>
+        <w:rPr>
+          <w:rFonts w:ascii="Arial" w:hAnsi="Arial" w:cs="Arial"/>
+          <w:lang w:val="en-US"/>
+        </w:rPr>
+        <w:tab/>
+      </w:r>
+      <w:r>
+        <w:rPr>
+          <w:rFonts w:ascii="Arial" w:hAnsi="Arial" w:cs="Arial"/>
+          <w:lang w:val="en-US"/>
+        </w:rPr>
+        <w:tab/>
       </w:r>
       <w:r>
         <w:rPr>
@@ -6091,6 +5463,56 @@
           <w:rFonts w:ascii="Arial" w:hAnsi="Arial" w:cs="Arial"/>
           <w:lang w:val="en-US"/>
         </w:rPr>
+        <w:t>N a m a</w:t>
+      </w:r>
+      <w:r>
+        <w:rPr>
+          <w:rFonts w:ascii="Arial" w:hAnsi="Arial" w:cs="Arial"/>
+          <w:lang w:val="en-US"/>
+        </w:rPr>
+        <w:tab/>
+        <w:t>:</w:t>
+      </w:r>
+      <w:r>
+        <w:rPr>
+          <w:rFonts w:ascii="Arial" w:hAnsi="Arial" w:cs="Arial"/>
+          <w:lang w:val="en-US"/>
+        </w:rPr>
+        <w:t xml:space="preserve"> </w:t>
+      </w:r>
+      <w:r>
+        <w:rPr>
+          <w:rFonts w:ascii="Arial" w:hAnsi="Arial" w:cs="Arial"/>
+          <w:lang w:val="en-US"/>
+        </w:rPr>
+        <w:t>$</w:t>
+      </w:r>
+      <w:r>
+        <w:rPr>
+          <w:rFonts w:ascii="Arial" w:hAnsi="Arial" w:cs="Arial"/>
+          <w:lang w:val="en-US"/>
+        </w:rPr>
+        <w:t>{</w:t>
+      </w:r>
+      <w:r>
+        <w:rPr>
+          <w:rFonts w:ascii="Arial" w:hAnsi="Arial" w:cs="Arial"/>
+          <w:lang w:val="en-US"/>
+        </w:rPr>
+        <w:t>nama_pa</w:t>
+      </w:r>
+      <w:r>
+        <w:rPr>
+          <w:rFonts w:ascii="Arial" w:hAnsi="Arial" w:cs="Arial"/>
+          <w:lang w:val="en-US"/>
+        </w:rPr>
+        <w:t>}</w:t>
+      </w:r>
+      <w:r>
+        <w:rPr>
+          <w:rFonts w:ascii="Arial" w:hAnsi="Arial" w:cs="Arial"/>
+          <w:lang w:val="en-US"/>
+        </w:rPr>
         <w:tab/>
       </w:r>
       <w:r>
@@ -6129,14 +5551,27 @@
           <w:rFonts w:ascii="Arial" w:hAnsi="Arial" w:cs="Arial"/>
           <w:lang w:val="en-US"/>
         </w:rPr>
-        <w:t>N a m a</w:t>
-      </w:r>
-      <w:r>
-        <w:rPr>
-          <w:rFonts w:ascii="Arial" w:hAnsi="Arial" w:cs="Arial"/>
-          <w:lang w:val="en-US"/>
-        </w:rPr>
-        <w:tab/>
+        <w:t>N I P</w:t>
+      </w:r>
+      <w:r>
+        <w:rPr>
+          <w:rFonts w:ascii="Arial" w:hAnsi="Arial" w:cs="Arial"/>
+          <w:lang w:val="en-US"/>
+        </w:rPr>
+        <w:tab/>
+      </w:r>
+      <w:r>
+        <w:rPr>
+          <w:rFonts w:ascii="Arial" w:hAnsi="Arial" w:cs="Arial"/>
+          <w:lang w:val="en-US"/>
+        </w:rPr>
+        <w:tab/>
+      </w:r>
+      <w:r>
+        <w:rPr>
+          <w:rFonts w:ascii="Arial" w:hAnsi="Arial" w:cs="Arial"/>
+          <w:lang w:val="en-US"/>
+        </w:rPr>
         <w:t>:</w:t>
       </w:r>
       <w:r>
@@ -6160,15 +5595,13 @@
         </w:rPr>
         <w:t>{</w:t>
       </w:r>
-      <w:proofErr w:type="spellStart"/>
-      <w:r>
-        <w:rPr>
-          <w:rFonts w:ascii="Arial" w:hAnsi="Arial" w:cs="Arial"/>
-          <w:lang w:val="en-US"/>
-        </w:rPr>
-        <w:t>nama_pa</w:t>
-      </w:r>
-      <w:proofErr w:type="spellEnd"/>
+      <w:r>
+        <w:rPr>
+          <w:rFonts w:ascii="Arial" w:hAnsi="Arial" w:cs="Arial"/>
+          <w:lang w:val="en-US"/>
+        </w:rPr>
+        <w:t>nip_pa</w:t>
+      </w:r>
       <w:r>
         <w:rPr>
           <w:rFonts w:ascii="Arial" w:hAnsi="Arial" w:cs="Arial"/>
@@ -6219,27 +5652,14 @@
           <w:rFonts w:ascii="Arial" w:hAnsi="Arial" w:cs="Arial"/>
           <w:lang w:val="en-US"/>
         </w:rPr>
-        <w:t>N I P</w:t>
-      </w:r>
-      <w:r>
-        <w:rPr>
-          <w:rFonts w:ascii="Arial" w:hAnsi="Arial" w:cs="Arial"/>
-          <w:lang w:val="en-US"/>
-        </w:rPr>
-        <w:tab/>
-      </w:r>
-      <w:r>
-        <w:rPr>
-          <w:rFonts w:ascii="Arial" w:hAnsi="Arial" w:cs="Arial"/>
-          <w:lang w:val="en-US"/>
-        </w:rPr>
-        <w:tab/>
-      </w:r>
-      <w:r>
-        <w:rPr>
-          <w:rFonts w:ascii="Arial" w:hAnsi="Arial" w:cs="Arial"/>
-          <w:lang w:val="en-US"/>
-        </w:rPr>
+        <w:t>Jabatan</w:t>
+      </w:r>
+      <w:r>
+        <w:rPr>
+          <w:rFonts w:ascii="Arial" w:hAnsi="Arial" w:cs="Arial"/>
+          <w:lang w:val="en-US"/>
+        </w:rPr>
+        <w:tab/>
         <w:t>:</w:t>
       </w:r>
       <w:r>
@@ -6254,51 +5674,7 @@
           <w:rFonts w:ascii="Arial" w:hAnsi="Arial" w:cs="Arial"/>
           <w:lang w:val="en-US"/>
         </w:rPr>
-        <w:t>$</w:t>
-      </w:r>
-      <w:r>
-        <w:rPr>
-          <w:rFonts w:ascii="Arial" w:hAnsi="Arial" w:cs="Arial"/>
-          <w:lang w:val="en-US"/>
-        </w:rPr>
-        <w:t>{</w:t>
-      </w:r>
-      <w:proofErr w:type="spellStart"/>
-      <w:r>
-        <w:rPr>
-          <w:rFonts w:ascii="Arial" w:hAnsi="Arial" w:cs="Arial"/>
-          <w:lang w:val="en-US"/>
-        </w:rPr>
-        <w:t>nip_pa</w:t>
-      </w:r>
-      <w:proofErr w:type="spellEnd"/>
-      <w:r>
-        <w:rPr>
-          <w:rFonts w:ascii="Arial" w:hAnsi="Arial" w:cs="Arial"/>
-          <w:lang w:val="en-US"/>
-        </w:rPr>
-        <w:t>}</w:t>
-      </w:r>
-      <w:r>
-        <w:rPr>
-          <w:rFonts w:ascii="Arial" w:hAnsi="Arial" w:cs="Arial"/>
-          <w:lang w:val="en-US"/>
-        </w:rPr>
-        <w:tab/>
-      </w:r>
-      <w:r>
-        <w:rPr>
-          <w:rFonts w:ascii="Arial" w:hAnsi="Arial" w:cs="Arial"/>
-          <w:lang w:val="en-US"/>
-        </w:rPr>
-        <w:tab/>
-      </w:r>
-      <w:r>
-        <w:rPr>
-          <w:rFonts w:ascii="Arial" w:hAnsi="Arial" w:cs="Arial"/>
-          <w:lang w:val="en-US"/>
-        </w:rPr>
-        <w:tab/>
+        <w:t>Kepala Dinas Komunikasi &amp; Informatika Kabupaten Wonosobo.</w:t>
       </w:r>
       <w:r>
         <w:rPr>
@@ -6317,109 +5693,61 @@
           <w:lang w:val="en-US"/>
         </w:rPr>
       </w:pPr>
-      <w:proofErr w:type="spellStart"/>
-      <w:r>
-        <w:rPr>
-          <w:rFonts w:ascii="Arial" w:hAnsi="Arial" w:cs="Arial"/>
-          <w:lang w:val="en-US"/>
-        </w:rPr>
-        <w:t>Jabatan</w:t>
-      </w:r>
-      <w:proofErr w:type="spellEnd"/>
-      <w:r>
-        <w:rPr>
-          <w:rFonts w:ascii="Arial" w:hAnsi="Arial" w:cs="Arial"/>
-          <w:lang w:val="en-US"/>
-        </w:rPr>
-        <w:tab/>
-        <w:t>:</w:t>
-      </w:r>
-      <w:r>
-        <w:rPr>
-          <w:rFonts w:ascii="Arial" w:hAnsi="Arial" w:cs="Arial"/>
-          <w:lang w:val="en-US"/>
-        </w:rPr>
-        <w:t xml:space="preserve"> </w:t>
-      </w:r>
-      <w:proofErr w:type="spellStart"/>
-      <w:r>
-        <w:rPr>
-          <w:rFonts w:ascii="Arial" w:hAnsi="Arial" w:cs="Arial"/>
-          <w:lang w:val="en-US"/>
-        </w:rPr>
-        <w:t>Kepala</w:t>
-      </w:r>
-      <w:proofErr w:type="spellEnd"/>
-      <w:r>
-        <w:rPr>
-          <w:rFonts w:ascii="Arial" w:hAnsi="Arial" w:cs="Arial"/>
-          <w:lang w:val="en-US"/>
-        </w:rPr>
-        <w:t xml:space="preserve"> Dinas </w:t>
-      </w:r>
-      <w:proofErr w:type="spellStart"/>
-      <w:r>
-        <w:rPr>
-          <w:rFonts w:ascii="Arial" w:hAnsi="Arial" w:cs="Arial"/>
-          <w:lang w:val="en-US"/>
-        </w:rPr>
-        <w:t>Komunikasi</w:t>
-      </w:r>
-      <w:proofErr w:type="spellEnd"/>
-      <w:r>
-        <w:rPr>
-          <w:rFonts w:ascii="Arial" w:hAnsi="Arial" w:cs="Arial"/>
-          <w:lang w:val="en-US"/>
-        </w:rPr>
-        <w:t xml:space="preserve"> &amp; </w:t>
-      </w:r>
-      <w:proofErr w:type="spellStart"/>
-      <w:r>
-        <w:rPr>
-          <w:rFonts w:ascii="Arial" w:hAnsi="Arial" w:cs="Arial"/>
-          <w:lang w:val="en-US"/>
-        </w:rPr>
-        <w:t>Informatika</w:t>
-      </w:r>
-      <w:proofErr w:type="spellEnd"/>
-      <w:r>
-        <w:rPr>
-          <w:rFonts w:ascii="Arial" w:hAnsi="Arial" w:cs="Arial"/>
-          <w:lang w:val="en-US"/>
-        </w:rPr>
-        <w:t xml:space="preserve"> </w:t>
-      </w:r>
-      <w:proofErr w:type="spellStart"/>
-      <w:r>
-        <w:rPr>
-          <w:rFonts w:ascii="Arial" w:hAnsi="Arial" w:cs="Arial"/>
-          <w:lang w:val="en-US"/>
-        </w:rPr>
-        <w:t>Kabupaten</w:t>
-      </w:r>
-      <w:proofErr w:type="spellEnd"/>
-      <w:r>
-        <w:rPr>
-          <w:rFonts w:ascii="Arial" w:hAnsi="Arial" w:cs="Arial"/>
-          <w:lang w:val="en-US"/>
-        </w:rPr>
-        <w:t xml:space="preserve"> </w:t>
-      </w:r>
-      <w:proofErr w:type="spellStart"/>
-      <w:r>
-        <w:rPr>
-          <w:rFonts w:ascii="Arial" w:hAnsi="Arial" w:cs="Arial"/>
-          <w:lang w:val="en-US"/>
-        </w:rPr>
-        <w:t>Wonosobo</w:t>
-      </w:r>
-      <w:proofErr w:type="spellEnd"/>
-      <w:r>
-        <w:rPr>
-          <w:rFonts w:ascii="Arial" w:hAnsi="Arial" w:cs="Arial"/>
-          <w:lang w:val="en-US"/>
-        </w:rPr>
-        <w:t>.</w:t>
+      <w:r>
+        <w:rPr>
+          <w:rFonts w:ascii="Arial" w:hAnsi="Arial" w:cs="Arial"/>
+          <w:lang w:val="en-US"/>
+        </w:rPr>
+        <w:tab/>
+      </w:r>
+      <w:r>
+        <w:rPr>
+          <w:rFonts w:ascii="Arial" w:hAnsi="Arial" w:cs="Arial"/>
+          <w:lang w:val="en-US"/>
+        </w:rPr>
+        <w:tab/>
+      </w:r>
+      <w:r>
+        <w:rPr>
+          <w:rFonts w:ascii="Arial" w:hAnsi="Arial" w:cs="Arial"/>
+          <w:lang w:val="en-US"/>
+        </w:rPr>
+        <w:tab/>
+      </w:r>
+      <w:r>
+        <w:rPr>
+          <w:rFonts w:ascii="Arial" w:hAnsi="Arial" w:cs="Arial"/>
+          <w:lang w:val="en-US"/>
+        </w:rPr>
+        <w:tab/>
+      </w:r>
+      <w:r>
+        <w:rPr>
+          <w:rFonts w:ascii="Arial" w:hAnsi="Arial" w:cs="Arial"/>
+          <w:lang w:val="en-US"/>
+        </w:rPr>
+        <w:tab/>
+      </w:r>
+      <w:r>
+        <w:rPr>
+          <w:rFonts w:ascii="Arial" w:hAnsi="Arial" w:cs="Arial"/>
+          <w:lang w:val="en-US"/>
+        </w:rPr>
+        <w:tab/>
+      </w:r>
+      <w:r>
+        <w:rPr>
+          <w:rFonts w:ascii="Arial" w:hAnsi="Arial" w:cs="Arial"/>
+          <w:lang w:val="en-US"/>
+        </w:rPr>
+        <w:tab/>
+      </w:r>
+      <w:r>
+        <w:rPr>
+          <w:rFonts w:ascii="Arial" w:hAnsi="Arial" w:cs="Arial"/>
+          <w:lang w:val="en-US"/>
+        </w:rPr>
+        <w:tab/>
       </w:r>
       <w:r>
         <w:rPr>
@@ -6443,28 +5771,7 @@
           <w:rFonts w:ascii="Arial" w:hAnsi="Arial" w:cs="Arial"/>
           <w:lang w:val="en-US"/>
         </w:rPr>
-        <w:tab/>
-      </w:r>
-      <w:r>
-        <w:rPr>
-          <w:rFonts w:ascii="Arial" w:hAnsi="Arial" w:cs="Arial"/>
-          <w:lang w:val="en-US"/>
-        </w:rPr>
-        <w:tab/>
-      </w:r>
-      <w:r>
-        <w:rPr>
-          <w:rFonts w:ascii="Arial" w:hAnsi="Arial" w:cs="Arial"/>
-          <w:lang w:val="en-US"/>
-        </w:rPr>
-        <w:tab/>
-      </w:r>
-      <w:r>
-        <w:rPr>
-          <w:rFonts w:ascii="Arial" w:hAnsi="Arial" w:cs="Arial"/>
-          <w:lang w:val="en-US"/>
-        </w:rPr>
-        <w:tab/>
+        <w:t>Bertanggungjawab secara formal dan material atas kebenaran penggunaan dana tersebut -diatas sesuai ketentuan yang berlaku.</w:t>
       </w:r>
       <w:r>
         <w:rPr>
@@ -6511,165 +5818,33 @@
           <w:lang w:val="en-US"/>
         </w:rPr>
       </w:pPr>
-      <w:proofErr w:type="spellStart"/>
-      <w:r>
-        <w:rPr>
-          <w:rFonts w:ascii="Arial" w:hAnsi="Arial" w:cs="Arial"/>
-          <w:lang w:val="en-US"/>
-        </w:rPr>
-        <w:t>Bertanggungjawab</w:t>
-      </w:r>
-      <w:proofErr w:type="spellEnd"/>
-      <w:r>
-        <w:rPr>
-          <w:rFonts w:ascii="Arial" w:hAnsi="Arial" w:cs="Arial"/>
-          <w:lang w:val="en-US"/>
-        </w:rPr>
-        <w:t xml:space="preserve"> </w:t>
-      </w:r>
-      <w:proofErr w:type="spellStart"/>
-      <w:r>
-        <w:rPr>
-          <w:rFonts w:ascii="Arial" w:hAnsi="Arial" w:cs="Arial"/>
-          <w:lang w:val="en-US"/>
-        </w:rPr>
-        <w:t>secara</w:t>
-      </w:r>
-      <w:proofErr w:type="spellEnd"/>
-      <w:r>
-        <w:rPr>
-          <w:rFonts w:ascii="Arial" w:hAnsi="Arial" w:cs="Arial"/>
-          <w:lang w:val="en-US"/>
-        </w:rPr>
-        <w:t xml:space="preserve"> formal dan material </w:t>
-      </w:r>
-      <w:proofErr w:type="spellStart"/>
-      <w:r>
-        <w:rPr>
-          <w:rFonts w:ascii="Arial" w:hAnsi="Arial" w:cs="Arial"/>
-          <w:lang w:val="en-US"/>
-        </w:rPr>
-        <w:t>atas</w:t>
-      </w:r>
-      <w:proofErr w:type="spellEnd"/>
-      <w:r>
-        <w:rPr>
-          <w:rFonts w:ascii="Arial" w:hAnsi="Arial" w:cs="Arial"/>
-          <w:lang w:val="en-US"/>
-        </w:rPr>
-        <w:t xml:space="preserve"> </w:t>
-      </w:r>
-      <w:proofErr w:type="spellStart"/>
-      <w:r>
-        <w:rPr>
-          <w:rFonts w:ascii="Arial" w:hAnsi="Arial" w:cs="Arial"/>
-          <w:lang w:val="en-US"/>
-        </w:rPr>
-        <w:t>kebenaran</w:t>
-      </w:r>
-      <w:proofErr w:type="spellEnd"/>
-      <w:r>
-        <w:rPr>
-          <w:rFonts w:ascii="Arial" w:hAnsi="Arial" w:cs="Arial"/>
-          <w:lang w:val="en-US"/>
-        </w:rPr>
-        <w:t xml:space="preserve"> </w:t>
-      </w:r>
-      <w:proofErr w:type="spellStart"/>
-      <w:r>
-        <w:rPr>
-          <w:rFonts w:ascii="Arial" w:hAnsi="Arial" w:cs="Arial"/>
-          <w:lang w:val="en-US"/>
-        </w:rPr>
-        <w:t>penggunaan</w:t>
-      </w:r>
-      <w:proofErr w:type="spellEnd"/>
-      <w:r>
-        <w:rPr>
-          <w:rFonts w:ascii="Arial" w:hAnsi="Arial" w:cs="Arial"/>
-          <w:lang w:val="en-US"/>
-        </w:rPr>
-        <w:t xml:space="preserve"> dana </w:t>
-      </w:r>
-      <w:proofErr w:type="spellStart"/>
-      <w:r>
-        <w:rPr>
-          <w:rFonts w:ascii="Arial" w:hAnsi="Arial" w:cs="Arial"/>
-          <w:lang w:val="en-US"/>
-        </w:rPr>
-        <w:t>tersebut</w:t>
-      </w:r>
-      <w:proofErr w:type="spellEnd"/>
-      <w:r>
-        <w:rPr>
-          <w:rFonts w:ascii="Arial" w:hAnsi="Arial" w:cs="Arial"/>
-          <w:lang w:val="en-US"/>
-        </w:rPr>
-        <w:t xml:space="preserve"> -</w:t>
-      </w:r>
-      <w:proofErr w:type="spellStart"/>
-      <w:r>
-        <w:rPr>
-          <w:rFonts w:ascii="Arial" w:hAnsi="Arial" w:cs="Arial"/>
-          <w:lang w:val="en-US"/>
-        </w:rPr>
-        <w:t>diatas</w:t>
-      </w:r>
-      <w:proofErr w:type="spellEnd"/>
-      <w:r>
-        <w:rPr>
-          <w:rFonts w:ascii="Arial" w:hAnsi="Arial" w:cs="Arial"/>
-          <w:lang w:val="en-US"/>
-        </w:rPr>
-        <w:t xml:space="preserve"> </w:t>
-      </w:r>
-      <w:proofErr w:type="spellStart"/>
-      <w:r>
-        <w:rPr>
-          <w:rFonts w:ascii="Arial" w:hAnsi="Arial" w:cs="Arial"/>
-          <w:lang w:val="en-US"/>
-        </w:rPr>
-        <w:t>sesuai</w:t>
-      </w:r>
-      <w:proofErr w:type="spellEnd"/>
-      <w:r>
-        <w:rPr>
-          <w:rFonts w:ascii="Arial" w:hAnsi="Arial" w:cs="Arial"/>
-          <w:lang w:val="en-US"/>
-        </w:rPr>
-        <w:t xml:space="preserve"> </w:t>
-      </w:r>
-      <w:proofErr w:type="spellStart"/>
-      <w:r>
-        <w:rPr>
-          <w:rFonts w:ascii="Arial" w:hAnsi="Arial" w:cs="Arial"/>
-          <w:lang w:val="en-US"/>
-        </w:rPr>
-        <w:t>ketentuan</w:t>
-      </w:r>
-      <w:proofErr w:type="spellEnd"/>
-      <w:r>
-        <w:rPr>
-          <w:rFonts w:ascii="Arial" w:hAnsi="Arial" w:cs="Arial"/>
-          <w:lang w:val="en-US"/>
-        </w:rPr>
-        <w:t xml:space="preserve"> yang </w:t>
-      </w:r>
-      <w:proofErr w:type="spellStart"/>
-      <w:r>
-        <w:rPr>
-          <w:rFonts w:ascii="Arial" w:hAnsi="Arial" w:cs="Arial"/>
-          <w:lang w:val="en-US"/>
-        </w:rPr>
-        <w:t>berlaku</w:t>
-      </w:r>
-      <w:proofErr w:type="spellEnd"/>
-      <w:r>
-        <w:rPr>
-          <w:rFonts w:ascii="Arial" w:hAnsi="Arial" w:cs="Arial"/>
-          <w:lang w:val="en-US"/>
-        </w:rPr>
-        <w:t>.</w:t>
+      <w:r>
+        <w:rPr>
+          <w:rFonts w:ascii="Arial" w:hAnsi="Arial" w:cs="Arial"/>
+          <w:lang w:val="en-US"/>
+        </w:rPr>
+        <w:tab/>
+      </w:r>
+      <w:r>
+        <w:rPr>
+          <w:rFonts w:ascii="Arial" w:hAnsi="Arial" w:cs="Arial"/>
+          <w:lang w:val="en-US"/>
+        </w:rPr>
+        <w:tab/>
+      </w:r>
+      <w:r>
+        <w:rPr>
+          <w:rFonts w:ascii="Arial" w:hAnsi="Arial" w:cs="Arial"/>
+          <w:lang w:val="en-US"/>
+        </w:rPr>
+        <w:tab/>
+      </w:r>
+      <w:r>
+        <w:rPr>
+          <w:rFonts w:ascii="Arial" w:hAnsi="Arial" w:cs="Arial"/>
+          <w:lang w:val="en-US"/>
+        </w:rPr>
+        <w:tab/>
       </w:r>
       <w:r>
         <w:rPr>
@@ -6722,201 +5897,8 @@
           <w:lang w:val="en-US"/>
         </w:rPr>
         <w:tab/>
-      </w:r>
-      <w:r>
-        <w:rPr>
-          <w:rFonts w:ascii="Arial" w:hAnsi="Arial" w:cs="Arial"/>
-          <w:lang w:val="en-US"/>
-        </w:rPr>
-        <w:tab/>
-      </w:r>
-      <w:r>
-        <w:rPr>
-          <w:rFonts w:ascii="Arial" w:hAnsi="Arial" w:cs="Arial"/>
-          <w:lang w:val="en-US"/>
-        </w:rPr>
-        <w:tab/>
-      </w:r>
-      <w:r>
-        <w:rPr>
-          <w:rFonts w:ascii="Arial" w:hAnsi="Arial" w:cs="Arial"/>
-          <w:lang w:val="en-US"/>
-        </w:rPr>
-        <w:tab/>
-      </w:r>
-      <w:r>
-        <w:rPr>
-          <w:rFonts w:ascii="Arial" w:hAnsi="Arial" w:cs="Arial"/>
-          <w:lang w:val="en-US"/>
-        </w:rPr>
-        <w:tab/>
-      </w:r>
-      <w:r>
-        <w:rPr>
-          <w:rFonts w:ascii="Arial" w:hAnsi="Arial" w:cs="Arial"/>
-          <w:lang w:val="en-US"/>
-        </w:rPr>
-        <w:tab/>
-      </w:r>
-      <w:r>
-        <w:rPr>
-          <w:rFonts w:ascii="Arial" w:hAnsi="Arial" w:cs="Arial"/>
-          <w:lang w:val="en-US"/>
-        </w:rPr>
-        <w:tab/>
-      </w:r>
-      <w:r>
-        <w:rPr>
-          <w:rFonts w:ascii="Arial" w:hAnsi="Arial" w:cs="Arial"/>
-          <w:lang w:val="en-US"/>
-        </w:rPr>
-        <w:tab/>
-      </w:r>
-      <w:r>
-        <w:rPr>
-          <w:rFonts w:ascii="Arial" w:hAnsi="Arial" w:cs="Arial"/>
-          <w:lang w:val="en-US"/>
-        </w:rPr>
-        <w:tab/>
-      </w:r>
-    </w:p>
-    <w:p>
-      <w:pPr>
-        <w:spacing w:after="0"/>
-        <w:jc w:val="both"/>
-        <w:rPr>
-          <w:rFonts w:ascii="Arial" w:hAnsi="Arial" w:cs="Arial"/>
-          <w:lang w:val="en-US"/>
-        </w:rPr>
-      </w:pPr>
-      <w:r>
-        <w:rPr>
-          <w:rFonts w:ascii="Arial" w:hAnsi="Arial" w:cs="Arial"/>
-          <w:lang w:val="en-US"/>
-        </w:rPr>
-        <w:tab/>
-      </w:r>
-      <w:proofErr w:type="spellStart"/>
-      <w:r>
-        <w:rPr>
-          <w:rFonts w:ascii="Arial" w:hAnsi="Arial" w:cs="Arial"/>
-          <w:lang w:val="en-US"/>
-        </w:rPr>
-        <w:t>Demikian</w:t>
-      </w:r>
-      <w:proofErr w:type="spellEnd"/>
-      <w:r>
-        <w:rPr>
-          <w:rFonts w:ascii="Arial" w:hAnsi="Arial" w:cs="Arial"/>
-          <w:lang w:val="en-US"/>
-        </w:rPr>
-        <w:t xml:space="preserve"> Surat </w:t>
-      </w:r>
-      <w:proofErr w:type="spellStart"/>
-      <w:r>
-        <w:rPr>
-          <w:rFonts w:ascii="Arial" w:hAnsi="Arial" w:cs="Arial"/>
-          <w:lang w:val="en-US"/>
-        </w:rPr>
-        <w:t>Pernyataan</w:t>
-      </w:r>
-      <w:proofErr w:type="spellEnd"/>
-      <w:r>
-        <w:rPr>
-          <w:rFonts w:ascii="Arial" w:hAnsi="Arial" w:cs="Arial"/>
-          <w:lang w:val="en-US"/>
-        </w:rPr>
-        <w:t xml:space="preserve"> </w:t>
-      </w:r>
-      <w:proofErr w:type="spellStart"/>
-      <w:r>
-        <w:rPr>
-          <w:rFonts w:ascii="Arial" w:hAnsi="Arial" w:cs="Arial"/>
-          <w:lang w:val="en-US"/>
-        </w:rPr>
-        <w:t>ini</w:t>
-      </w:r>
-      <w:proofErr w:type="spellEnd"/>
-      <w:r>
-        <w:rPr>
-          <w:rFonts w:ascii="Arial" w:hAnsi="Arial" w:cs="Arial"/>
-          <w:lang w:val="en-US"/>
-        </w:rPr>
-        <w:t xml:space="preserve"> kami </w:t>
-      </w:r>
-      <w:proofErr w:type="spellStart"/>
-      <w:r>
-        <w:rPr>
-          <w:rFonts w:ascii="Arial" w:hAnsi="Arial" w:cs="Arial"/>
-          <w:lang w:val="en-US"/>
-        </w:rPr>
-        <w:t>buat</w:t>
-      </w:r>
-      <w:proofErr w:type="spellEnd"/>
-      <w:r>
-        <w:rPr>
-          <w:rFonts w:ascii="Arial" w:hAnsi="Arial" w:cs="Arial"/>
-          <w:lang w:val="en-US"/>
-        </w:rPr>
-        <w:t xml:space="preserve"> </w:t>
-      </w:r>
-      <w:proofErr w:type="spellStart"/>
-      <w:r>
-        <w:rPr>
-          <w:rFonts w:ascii="Arial" w:hAnsi="Arial" w:cs="Arial"/>
-          <w:lang w:val="en-US"/>
-        </w:rPr>
-        <w:t>untuk</w:t>
-      </w:r>
-      <w:proofErr w:type="spellEnd"/>
-      <w:r>
-        <w:rPr>
-          <w:rFonts w:ascii="Arial" w:hAnsi="Arial" w:cs="Arial"/>
-          <w:lang w:val="en-US"/>
-        </w:rPr>
-        <w:t xml:space="preserve"> </w:t>
-      </w:r>
-      <w:proofErr w:type="spellStart"/>
-      <w:r>
-        <w:rPr>
-          <w:rFonts w:ascii="Arial" w:hAnsi="Arial" w:cs="Arial"/>
-          <w:lang w:val="en-US"/>
-        </w:rPr>
-        <w:t>melengkapi</w:t>
-      </w:r>
-      <w:proofErr w:type="spellEnd"/>
-      <w:r>
-        <w:rPr>
-          <w:rFonts w:ascii="Arial" w:hAnsi="Arial" w:cs="Arial"/>
-          <w:lang w:val="en-US"/>
-        </w:rPr>
-        <w:t xml:space="preserve"> </w:t>
-      </w:r>
-      <w:proofErr w:type="spellStart"/>
-      <w:r>
-        <w:rPr>
-          <w:rFonts w:ascii="Arial" w:hAnsi="Arial" w:cs="Arial"/>
-          <w:lang w:val="en-US"/>
-        </w:rPr>
-        <w:t>persyaratan</w:t>
-      </w:r>
-      <w:proofErr w:type="spellEnd"/>
-      <w:r>
-        <w:rPr>
-          <w:rFonts w:ascii="Arial" w:hAnsi="Arial" w:cs="Arial"/>
-          <w:lang w:val="en-US"/>
-        </w:rPr>
-        <w:t xml:space="preserve"> </w:t>
-      </w:r>
-      <w:proofErr w:type="spellStart"/>
-      <w:r>
-        <w:rPr>
-          <w:rFonts w:ascii="Arial" w:hAnsi="Arial" w:cs="Arial"/>
-          <w:lang w:val="en-US"/>
-        </w:rPr>
-        <w:t>pengajuan</w:t>
-      </w:r>
-      <w:proofErr w:type="spellEnd"/>
+        <w:t>Demikian Surat Pernyataan ini kami buat untuk melengkapi persyaratan pengajuan</w:t>
+      </w:r>
       <w:r>
         <w:rPr>
           <w:rFonts w:ascii="Arial" w:hAnsi="Arial" w:cs="Arial"/>
@@ -7129,21 +6111,12 @@
           <w:lang w:val="en-US"/>
         </w:rPr>
       </w:pPr>
-      <w:proofErr w:type="spellStart"/>
-      <w:r>
-        <w:rPr>
-          <w:rFonts w:ascii="Arial" w:hAnsi="Arial" w:cs="Arial"/>
-          <w:lang w:val="en-US"/>
-        </w:rPr>
-        <w:t>Wonosobo</w:t>
-      </w:r>
-      <w:proofErr w:type="spellEnd"/>
-      <w:r>
-        <w:rPr>
-          <w:rFonts w:ascii="Arial" w:hAnsi="Arial" w:cs="Arial"/>
-          <w:lang w:val="en-US"/>
-        </w:rPr>
-        <w:t xml:space="preserve">, </w:t>
+      <w:r>
+        <w:rPr>
+          <w:rFonts w:ascii="Arial" w:hAnsi="Arial" w:cs="Arial"/>
+          <w:lang w:val="en-US"/>
+        </w:rPr>
+        <w:t xml:space="preserve">Wonosobo, </w:t>
       </w:r>
       <w:r>
         <w:rPr>
@@ -7159,7 +6132,6 @@
         </w:rPr>
         <w:t>{</w:t>
       </w:r>
-      <w:proofErr w:type="spellStart"/>
       <w:r>
         <w:rPr>
           <w:rFonts w:ascii="Arial" w:hAnsi="Arial" w:cs="Arial"/>
@@ -7167,7 +6139,6 @@
         </w:rPr>
         <w:t>tanggal</w:t>
       </w:r>
-      <w:proofErr w:type="spellEnd"/>
       <w:r>
         <w:rPr>
           <w:rFonts w:ascii="Arial" w:hAnsi="Arial" w:cs="Arial"/>
@@ -7186,47 +6157,13 @@
           <w:lang w:val="en-US"/>
         </w:rPr>
       </w:pPr>
-      <w:proofErr w:type="spellStart"/>
-      <w:r>
-        <w:rPr>
-          <w:rFonts w:ascii="Arial" w:hAnsi="Arial" w:cs="Arial"/>
-          <w:lang w:val="en-US"/>
-        </w:rPr>
-        <w:t>Kepala</w:t>
-      </w:r>
-      <w:proofErr w:type="spellEnd"/>
-      <w:r>
-        <w:rPr>
-          <w:rFonts w:ascii="Arial" w:hAnsi="Arial" w:cs="Arial"/>
-          <w:lang w:val="en-US"/>
-        </w:rPr>
-        <w:t xml:space="preserve"> Dinas </w:t>
-      </w:r>
-      <w:proofErr w:type="spellStart"/>
-      <w:r>
-        <w:rPr>
-          <w:rFonts w:ascii="Arial" w:hAnsi="Arial" w:cs="Arial"/>
-          <w:lang w:val="en-US"/>
-        </w:rPr>
-        <w:t>Komunikasi</w:t>
-      </w:r>
-      <w:proofErr w:type="spellEnd"/>
-      <w:r>
-        <w:rPr>
-          <w:rFonts w:ascii="Arial" w:hAnsi="Arial" w:cs="Arial"/>
-          <w:lang w:val="en-US"/>
-        </w:rPr>
-        <w:t xml:space="preserve"> &amp; </w:t>
-      </w:r>
-      <w:proofErr w:type="spellStart"/>
-      <w:r>
-        <w:rPr>
-          <w:rFonts w:ascii="Arial" w:hAnsi="Arial" w:cs="Arial"/>
-          <w:lang w:val="en-US"/>
-        </w:rPr>
-        <w:t>Informatika</w:t>
-      </w:r>
-      <w:proofErr w:type="spellEnd"/>
+      <w:r>
+        <w:rPr>
+          <w:rFonts w:ascii="Arial" w:hAnsi="Arial" w:cs="Arial"/>
+          <w:lang w:val="en-US"/>
+        </w:rPr>
+        <w:t>Kepala Dinas Komunikasi &amp; Informatika</w:t>
+      </w:r>
     </w:p>
     <w:p>
       <w:pPr>
@@ -7238,31 +6175,13 @@
           <w:lang w:val="en-US"/>
         </w:rPr>
       </w:pPr>
-      <w:proofErr w:type="spellStart"/>
-      <w:r>
-        <w:rPr>
-          <w:rFonts w:ascii="Arial" w:hAnsi="Arial" w:cs="Arial"/>
-          <w:lang w:val="en-US"/>
-        </w:rPr>
-        <w:t>Kabupaten</w:t>
-      </w:r>
-      <w:proofErr w:type="spellEnd"/>
-      <w:r>
-        <w:rPr>
-          <w:rFonts w:ascii="Arial" w:hAnsi="Arial" w:cs="Arial"/>
-          <w:lang w:val="en-US"/>
-        </w:rPr>
-        <w:t xml:space="preserve"> </w:t>
-      </w:r>
-      <w:proofErr w:type="spellStart"/>
-      <w:r>
-        <w:rPr>
-          <w:rFonts w:ascii="Arial" w:hAnsi="Arial" w:cs="Arial"/>
-          <w:lang w:val="en-US"/>
-        </w:rPr>
-        <w:t>Wonosobo</w:t>
-      </w:r>
-      <w:proofErr w:type="spellEnd"/>
+      <w:r>
+        <w:rPr>
+          <w:rFonts w:ascii="Arial" w:hAnsi="Arial" w:cs="Arial"/>
+          <w:lang w:val="en-US"/>
+        </w:rPr>
+        <w:t>Kabupaten Wonosobo</w:t>
+      </w:r>
     </w:p>
     <w:p>
       <w:pPr>
@@ -7274,47 +6193,13 @@
           <w:lang w:val="en-US"/>
         </w:rPr>
       </w:pPr>
-      <w:proofErr w:type="spellStart"/>
-      <w:r>
-        <w:rPr>
-          <w:rFonts w:ascii="Arial" w:hAnsi="Arial" w:cs="Arial"/>
-          <w:lang w:val="en-US"/>
-        </w:rPr>
-        <w:t>Selaku</w:t>
-      </w:r>
-      <w:proofErr w:type="spellEnd"/>
-      <w:r>
-        <w:rPr>
-          <w:rFonts w:ascii="Arial" w:hAnsi="Arial" w:cs="Arial"/>
-          <w:lang w:val="en-US"/>
-        </w:rPr>
-        <w:t xml:space="preserve"> </w:t>
-      </w:r>
-      <w:proofErr w:type="spellStart"/>
-      <w:r>
-        <w:rPr>
-          <w:rFonts w:ascii="Arial" w:hAnsi="Arial" w:cs="Arial"/>
-          <w:lang w:val="en-US"/>
-        </w:rPr>
-        <w:t>Pengguna</w:t>
-      </w:r>
-      <w:proofErr w:type="spellEnd"/>
-      <w:r>
-        <w:rPr>
-          <w:rFonts w:ascii="Arial" w:hAnsi="Arial" w:cs="Arial"/>
-          <w:lang w:val="en-US"/>
-        </w:rPr>
-        <w:t xml:space="preserve"> </w:t>
-      </w:r>
-      <w:proofErr w:type="spellStart"/>
-      <w:r>
-        <w:rPr>
-          <w:rFonts w:ascii="Arial" w:hAnsi="Arial" w:cs="Arial"/>
-          <w:lang w:val="en-US"/>
-        </w:rPr>
-        <w:t>Anggaran</w:t>
-      </w:r>
-      <w:proofErr w:type="spellEnd"/>
+      <w:r>
+        <w:rPr>
+          <w:rFonts w:ascii="Arial" w:hAnsi="Arial" w:cs="Arial"/>
+          <w:lang w:val="en-US"/>
+        </w:rPr>
+        <w:t>Selaku Pengguna Anggaran</w:t>
+      </w:r>
     </w:p>
     <w:p>
       <w:pPr>
@@ -7393,7 +6278,6 @@
         </w:rPr>
         <w:t>{</w:t>
       </w:r>
-      <w:proofErr w:type="spellStart"/>
       <w:r>
         <w:rPr>
           <w:rFonts w:ascii="Arial" w:hAnsi="Arial" w:cs="Arial"/>
@@ -7404,7 +6288,6 @@
         </w:rPr>
         <w:t>nama_pa</w:t>
       </w:r>
-      <w:proofErr w:type="spellEnd"/>
       <w:r>
         <w:rPr>
           <w:rFonts w:ascii="Arial" w:hAnsi="Arial" w:cs="Arial"/>
@@ -7431,17 +6314,8 @@
           <w:rFonts w:ascii="Arial" w:hAnsi="Arial" w:cs="Arial"/>
           <w:lang w:val="en-US"/>
         </w:rPr>
-        <w:t xml:space="preserve">Pembina </w:t>
-      </w:r>
-      <w:proofErr w:type="spellStart"/>
-      <w:r>
-        <w:rPr>
-          <w:rFonts w:ascii="Arial" w:hAnsi="Arial" w:cs="Arial"/>
-          <w:lang w:val="en-US"/>
-        </w:rPr>
-        <w:t>Tk.I</w:t>
-      </w:r>
-      <w:proofErr w:type="spellEnd"/>
+        <w:t>Pembina Tk.I</w:t>
+      </w:r>
     </w:p>
     <w:p>
       <w:pPr>
@@ -7474,7 +6348,6 @@
         </w:rPr>
         <w:t>{</w:t>
       </w:r>
-      <w:proofErr w:type="spellStart"/>
       <w:r>
         <w:rPr>
           <w:rFonts w:ascii="Arial" w:hAnsi="Arial" w:cs="Arial"/>
@@ -7482,7 +6355,6 @@
         </w:rPr>
         <w:t>nip_pa</w:t>
       </w:r>
-      <w:proofErr w:type="spellEnd"/>
       <w:r>
         <w:rPr>
           <w:rFonts w:ascii="Arial" w:hAnsi="Arial" w:cs="Arial"/>
@@ -7653,25 +6525,7 @@
                 <w:sz w:val="18"/>
                 <w:szCs w:val="18"/>
               </w:rPr>
-              <w:t>${</w:t>
-            </w:r>
-            <w:proofErr w:type="spellStart"/>
-            <w:r>
-              <w:rPr>
-                <w:b/>
-                <w:sz w:val="18"/>
-                <w:szCs w:val="18"/>
-              </w:rPr>
-              <w:t>no_spp_spm</w:t>
-            </w:r>
-            <w:proofErr w:type="spellEnd"/>
-            <w:r>
-              <w:rPr>
-                <w:b/>
-                <w:sz w:val="18"/>
-                <w:szCs w:val="18"/>
-              </w:rPr>
-              <w:t>}</w:t>
+              <w:t>${no_spp_spm}</w:t>
             </w:r>
           </w:p>
           <w:tbl>
@@ -8499,135 +7353,7 @@
                 <w:sz w:val="18"/>
                 <w:szCs w:val="18"/>
               </w:rPr>
-              <w:t xml:space="preserve"> Barang </w:t>
-            </w:r>
-            <w:proofErr w:type="spellStart"/>
-            <w:r>
-              <w:rPr>
-                <w:sz w:val="18"/>
-                <w:szCs w:val="18"/>
-              </w:rPr>
-              <w:t>barang</w:t>
-            </w:r>
-            <w:proofErr w:type="spellEnd"/>
-            <w:r>
-              <w:rPr>
-                <w:sz w:val="18"/>
-                <w:szCs w:val="18"/>
-              </w:rPr>
-              <w:t xml:space="preserve"> </w:t>
-            </w:r>
-            <w:proofErr w:type="spellStart"/>
-            <w:r>
-              <w:rPr>
-                <w:sz w:val="18"/>
-                <w:szCs w:val="18"/>
-              </w:rPr>
-              <w:t>termasud</w:t>
-            </w:r>
-            <w:proofErr w:type="spellEnd"/>
-            <w:r>
-              <w:rPr>
-                <w:sz w:val="18"/>
-                <w:szCs w:val="18"/>
-              </w:rPr>
-              <w:t xml:space="preserve"> </w:t>
-            </w:r>
-            <w:proofErr w:type="spellStart"/>
-            <w:r>
-              <w:rPr>
-                <w:sz w:val="18"/>
-                <w:szCs w:val="18"/>
-              </w:rPr>
-              <w:t>telah</w:t>
-            </w:r>
-            <w:proofErr w:type="spellEnd"/>
-            <w:r>
-              <w:rPr>
-                <w:sz w:val="18"/>
-                <w:szCs w:val="18"/>
-              </w:rPr>
-              <w:t xml:space="preserve"> </w:t>
-            </w:r>
-            <w:proofErr w:type="spellStart"/>
-            <w:r>
-              <w:rPr>
-                <w:sz w:val="18"/>
-                <w:szCs w:val="18"/>
-              </w:rPr>
-              <w:t>masuk</w:t>
-            </w:r>
-            <w:proofErr w:type="spellEnd"/>
-            <w:r>
-              <w:rPr>
-                <w:sz w:val="18"/>
-                <w:szCs w:val="18"/>
-              </w:rPr>
-              <w:t xml:space="preserve"> </w:t>
-            </w:r>
-            <w:proofErr w:type="spellStart"/>
-            <w:r>
-              <w:rPr>
-                <w:sz w:val="18"/>
-                <w:szCs w:val="18"/>
-              </w:rPr>
-              <w:t>buku</w:t>
-            </w:r>
-            <w:proofErr w:type="spellEnd"/>
-            <w:r>
-              <w:rPr>
-                <w:sz w:val="18"/>
-                <w:szCs w:val="18"/>
-              </w:rPr>
-              <w:t xml:space="preserve">  </w:t>
-            </w:r>
-            <w:proofErr w:type="spellStart"/>
-            <w:r>
-              <w:rPr>
-                <w:sz w:val="18"/>
-                <w:szCs w:val="18"/>
-              </w:rPr>
-              <w:t>Persediaan</w:t>
-            </w:r>
-            <w:proofErr w:type="spellEnd"/>
-            <w:r>
-              <w:rPr>
-                <w:sz w:val="18"/>
-                <w:szCs w:val="18"/>
-              </w:rPr>
-              <w:t xml:space="preserve"> / </w:t>
-            </w:r>
-            <w:proofErr w:type="spellStart"/>
-            <w:r>
-              <w:rPr>
-                <w:sz w:val="18"/>
-                <w:szCs w:val="18"/>
-              </w:rPr>
-              <w:t>Inventaris</w:t>
-            </w:r>
-            <w:proofErr w:type="spellEnd"/>
-            <w:r>
-              <w:rPr>
-                <w:sz w:val="18"/>
-                <w:szCs w:val="18"/>
-              </w:rPr>
-              <w:t xml:space="preserve"> pada </w:t>
-            </w:r>
-            <w:proofErr w:type="spellStart"/>
-            <w:r>
-              <w:rPr>
-                <w:sz w:val="18"/>
-                <w:szCs w:val="18"/>
-              </w:rPr>
-              <w:t>Tgl</w:t>
-            </w:r>
-            <w:proofErr w:type="spellEnd"/>
-            <w:r>
-              <w:rPr>
-                <w:sz w:val="18"/>
-                <w:szCs w:val="18"/>
-              </w:rPr>
-              <w:t xml:space="preserve"> ……….</w:t>
+              <w:t xml:space="preserve"> Barang barang termasud telah masuk buku  Persediaan / Inventaris pada Tgl ……….</w:t>
             </w:r>
           </w:p>
         </w:tc>
@@ -8678,31 +7404,13 @@
                 <w:szCs w:val="18"/>
               </w:rPr>
             </w:pPr>
-            <w:proofErr w:type="spellStart"/>
             <w:r>
               <w:rPr>
                 <w:sz w:val="18"/>
                 <w:szCs w:val="18"/>
               </w:rPr>
-              <w:t>Jumlah</w:t>
-            </w:r>
-            <w:proofErr w:type="spellEnd"/>
-            <w:r>
-              <w:rPr>
-                <w:sz w:val="18"/>
-                <w:szCs w:val="18"/>
-              </w:rPr>
-              <w:t xml:space="preserve"> </w:t>
-            </w:r>
-            <w:proofErr w:type="spellStart"/>
-            <w:r>
-              <w:rPr>
-                <w:sz w:val="18"/>
-                <w:szCs w:val="18"/>
-              </w:rPr>
-              <w:t>kotor</w:t>
-            </w:r>
-            <w:proofErr w:type="spellEnd"/>
+              <w:t>Jumlah kotor</w:t>
+            </w:r>
           </w:p>
         </w:tc>
         <w:tc>
@@ -8754,31 +7462,13 @@
                 <w:szCs w:val="18"/>
               </w:rPr>
             </w:pPr>
-            <w:proofErr w:type="spellStart"/>
             <w:r>
               <w:rPr>
                 <w:sz w:val="18"/>
                 <w:szCs w:val="18"/>
               </w:rPr>
-              <w:t>Jumlah</w:t>
-            </w:r>
-            <w:proofErr w:type="spellEnd"/>
-            <w:r>
-              <w:rPr>
-                <w:sz w:val="18"/>
-                <w:szCs w:val="18"/>
-              </w:rPr>
-              <w:t xml:space="preserve"> </w:t>
-            </w:r>
-            <w:proofErr w:type="spellStart"/>
-            <w:r>
-              <w:rPr>
-                <w:sz w:val="18"/>
-                <w:szCs w:val="18"/>
-              </w:rPr>
-              <w:t>bersih</w:t>
-            </w:r>
-            <w:proofErr w:type="spellEnd"/>
+              <w:t>Jumlah bersih</w:t>
+            </w:r>
           </w:p>
         </w:tc>
       </w:tr>
@@ -8833,23 +7523,7 @@
                 <w:sz w:val="18"/>
                 <w:szCs w:val="18"/>
               </w:rPr>
-              <w:t xml:space="preserve"> ${</w:t>
-            </w:r>
-            <w:proofErr w:type="spellStart"/>
-            <w:r>
-              <w:rPr>
-                <w:sz w:val="18"/>
-                <w:szCs w:val="18"/>
-              </w:rPr>
-              <w:t>nilai</w:t>
-            </w:r>
-            <w:proofErr w:type="spellEnd"/>
-            <w:r>
-              <w:rPr>
-                <w:sz w:val="18"/>
-                <w:szCs w:val="18"/>
-              </w:rPr>
-              <w:t>}</w:t>
+              <w:t xml:space="preserve"> ${nilai}</w:t>
             </w:r>
           </w:p>
         </w:tc>
@@ -8878,23 +7552,7 @@
                 <w:sz w:val="18"/>
                 <w:szCs w:val="18"/>
               </w:rPr>
-              <w:t>${</w:t>
-            </w:r>
-            <w:proofErr w:type="spellStart"/>
-            <w:r>
-              <w:rPr>
-                <w:sz w:val="18"/>
-                <w:szCs w:val="18"/>
-              </w:rPr>
-              <w:t>total_pajak</w:t>
-            </w:r>
-            <w:proofErr w:type="spellEnd"/>
-            <w:r>
-              <w:rPr>
-                <w:sz w:val="18"/>
-                <w:szCs w:val="18"/>
-              </w:rPr>
-              <w:t xml:space="preserve">}                </w:t>
+              <w:t xml:space="preserve">${total_pajak}                </w:t>
             </w:r>
           </w:p>
         </w:tc>
@@ -8923,23 +7581,7 @@
                 <w:sz w:val="18"/>
                 <w:szCs w:val="18"/>
               </w:rPr>
-              <w:t>${</w:t>
-            </w:r>
-            <w:proofErr w:type="spellStart"/>
-            <w:r>
-              <w:rPr>
-                <w:sz w:val="18"/>
-                <w:szCs w:val="18"/>
-              </w:rPr>
-              <w:t>total_bersih</w:t>
-            </w:r>
-            <w:proofErr w:type="spellEnd"/>
-            <w:r>
-              <w:rPr>
-                <w:sz w:val="18"/>
-                <w:szCs w:val="18"/>
-              </w:rPr>
-              <w:t>}</w:t>
+              <w:t>${total_bersih}</w:t>
             </w:r>
           </w:p>
         </w:tc>
@@ -8996,25 +7638,7 @@
                 <w:sz w:val="18"/>
                 <w:szCs w:val="18"/>
               </w:rPr>
-              <w:t xml:space="preserve"> </w:t>
-            </w:r>
-            <w:proofErr w:type="spellStart"/>
-            <w:r>
-              <w:rPr>
-                <w:b/>
-                <w:sz w:val="18"/>
-                <w:szCs w:val="18"/>
-              </w:rPr>
-              <w:t>Uraian</w:t>
-            </w:r>
-            <w:proofErr w:type="spellEnd"/>
-            <w:r>
-              <w:rPr>
-                <w:b/>
-                <w:sz w:val="18"/>
-                <w:szCs w:val="18"/>
-              </w:rPr>
-              <w:t xml:space="preserve"> Pajak:</w:t>
+              <w:t xml:space="preserve"> Uraian Pajak:</w:t>
             </w:r>
           </w:p>
           <w:p>
@@ -9454,71 +8078,7 @@
                 <w:sz w:val="18"/>
                 <w:szCs w:val="18"/>
               </w:rPr>
-              <w:t xml:space="preserve"> </w:t>
-            </w:r>
-            <w:proofErr w:type="spellStart"/>
-            <w:r>
-              <w:rPr>
-                <w:sz w:val="18"/>
-                <w:szCs w:val="18"/>
-              </w:rPr>
-              <w:t>Pengeluaran</w:t>
-            </w:r>
-            <w:proofErr w:type="spellEnd"/>
-            <w:r>
-              <w:rPr>
-                <w:sz w:val="18"/>
-                <w:szCs w:val="18"/>
-              </w:rPr>
-              <w:t xml:space="preserve"> / </w:t>
-            </w:r>
-            <w:proofErr w:type="spellStart"/>
-            <w:r>
-              <w:rPr>
-                <w:sz w:val="18"/>
-                <w:szCs w:val="18"/>
-              </w:rPr>
-              <w:t>Pembelian</w:t>
-            </w:r>
-            <w:proofErr w:type="spellEnd"/>
-            <w:r>
-              <w:rPr>
-                <w:sz w:val="18"/>
-                <w:szCs w:val="18"/>
-              </w:rPr>
-              <w:t xml:space="preserve"> </w:t>
-            </w:r>
-            <w:proofErr w:type="spellStart"/>
-            <w:r>
-              <w:rPr>
-                <w:sz w:val="18"/>
-                <w:szCs w:val="18"/>
-              </w:rPr>
-              <w:t>dilakukan</w:t>
-            </w:r>
-            <w:proofErr w:type="spellEnd"/>
-            <w:r>
-              <w:rPr>
-                <w:sz w:val="18"/>
-                <w:szCs w:val="18"/>
-              </w:rPr>
-              <w:t xml:space="preserve"> </w:t>
-            </w:r>
-            <w:proofErr w:type="spellStart"/>
-            <w:r>
-              <w:rPr>
-                <w:sz w:val="18"/>
-                <w:szCs w:val="18"/>
-              </w:rPr>
-              <w:t>berdasarkan</w:t>
-            </w:r>
-            <w:proofErr w:type="spellEnd"/>
-            <w:r>
-              <w:rPr>
-                <w:sz w:val="18"/>
-                <w:szCs w:val="18"/>
-              </w:rPr>
-              <w:t xml:space="preserve"> :</w:t>
+              <w:t xml:space="preserve"> Pengeluaran / Pembelian dilakukan berdasarkan :</w:t>
             </w:r>
           </w:p>
         </w:tc>
@@ -9549,80 +8109,30 @@
                 <w:szCs w:val="18"/>
               </w:rPr>
             </w:pPr>
-            <w:proofErr w:type="spellStart"/>
             <w:r>
               <w:rPr>
                 <w:sz w:val="18"/>
                 <w:szCs w:val="18"/>
               </w:rPr>
-              <w:t>Wonosobo</w:t>
-            </w:r>
-            <w:proofErr w:type="spellEnd"/>
-            <w:r>
+              <w:t>Wonosobo, ${tanggal}</w:t>
+            </w:r>
+          </w:p>
+          <w:p>
+            <w:pPr>
+              <w:ind w:left="3231" w:right="147"/>
+              <w:jc w:val="center"/>
               <w:rPr>
                 <w:sz w:val="18"/>
                 <w:szCs w:val="18"/>
               </w:rPr>
-              <w:t>, ${</w:t>
-            </w:r>
-            <w:proofErr w:type="spellStart"/>
+            </w:pPr>
             <w:r>
               <w:rPr>
                 <w:sz w:val="18"/>
                 <w:szCs w:val="18"/>
               </w:rPr>
-              <w:t>tanggal</w:t>
-            </w:r>
-            <w:proofErr w:type="spellEnd"/>
-            <w:r>
-              <w:rPr>
-                <w:sz w:val="18"/>
-                <w:szCs w:val="18"/>
-              </w:rPr>
-              <w:t>}</w:t>
-            </w:r>
-          </w:p>
-          <w:p>
-            <w:pPr>
-              <w:ind w:left="3231" w:right="147"/>
-              <w:jc w:val="center"/>
-              <w:rPr>
-                <w:sz w:val="18"/>
-                <w:szCs w:val="18"/>
-              </w:rPr>
-            </w:pPr>
-            <w:r>
-              <w:rPr>
-                <w:sz w:val="18"/>
-                <w:szCs w:val="18"/>
-              </w:rPr>
-              <w:t xml:space="preserve">Yang </w:t>
-            </w:r>
-            <w:proofErr w:type="spellStart"/>
-            <w:r>
-              <w:rPr>
-                <w:sz w:val="18"/>
-                <w:szCs w:val="18"/>
-              </w:rPr>
-              <w:t>Berhak</w:t>
-            </w:r>
-            <w:proofErr w:type="spellEnd"/>
-            <w:r>
-              <w:rPr>
-                <w:sz w:val="18"/>
-                <w:szCs w:val="18"/>
-              </w:rPr>
-              <w:t xml:space="preserve"> </w:t>
-            </w:r>
-            <w:proofErr w:type="spellStart"/>
-            <w:r>
-              <w:rPr>
-                <w:sz w:val="18"/>
-                <w:szCs w:val="18"/>
-              </w:rPr>
-              <w:t>Manerima</w:t>
-            </w:r>
-            <w:proofErr w:type="spellEnd"/>
+              <w:t>Yang Berhak Manerima</w:t>
+            </w:r>
           </w:p>
           <w:p>
             <w:pPr>
@@ -9784,23 +8294,7 @@
                 <w:sz w:val="18"/>
                 <w:szCs w:val="18"/>
               </w:rPr>
-              <w:t xml:space="preserve">Alamat </w:t>
-            </w:r>
-            <w:proofErr w:type="spellStart"/>
-            <w:r>
-              <w:rPr>
-                <w:sz w:val="18"/>
-                <w:szCs w:val="18"/>
-              </w:rPr>
-              <w:t>Penerima</w:t>
-            </w:r>
-            <w:proofErr w:type="spellEnd"/>
-            <w:r>
-              <w:rPr>
-                <w:sz w:val="18"/>
-                <w:szCs w:val="18"/>
-              </w:rPr>
-              <w:t>,</w:t>
+              <w:t>Alamat Penerima,</w:t>
             </w:r>
           </w:p>
         </w:tc>
@@ -9833,39 +8327,7 @@
                 <w:sz w:val="18"/>
                 <w:szCs w:val="18"/>
               </w:rPr>
-              <w:t xml:space="preserve">Yang </w:t>
-            </w:r>
-            <w:proofErr w:type="spellStart"/>
-            <w:r>
-              <w:rPr>
-                <w:sz w:val="18"/>
-                <w:szCs w:val="18"/>
-              </w:rPr>
-              <w:t>Menerima</w:t>
-            </w:r>
-            <w:proofErr w:type="spellEnd"/>
-            <w:r>
-              <w:rPr>
-                <w:sz w:val="18"/>
-                <w:szCs w:val="18"/>
-              </w:rPr>
-              <w:t xml:space="preserve"> Barang </w:t>
-            </w:r>
-            <w:proofErr w:type="spellStart"/>
-            <w:r>
-              <w:rPr>
-                <w:sz w:val="18"/>
-                <w:szCs w:val="18"/>
-              </w:rPr>
-              <w:t>Bendahara</w:t>
-            </w:r>
-            <w:proofErr w:type="spellEnd"/>
-            <w:r>
-              <w:rPr>
-                <w:sz w:val="18"/>
-                <w:szCs w:val="18"/>
-              </w:rPr>
-              <w:t xml:space="preserve"> Barang,</w:t>
+              <w:t>Yang Menerima Barang Bendahara Barang,</w:t>
             </w:r>
           </w:p>
           <w:p>
@@ -9955,27 +8417,7 @@
                 <w:szCs w:val="18"/>
                 <w:u w:val="single" w:color="000000"/>
               </w:rPr>
-              <w:t>${</w:t>
-            </w:r>
-            <w:proofErr w:type="spellStart"/>
-            <w:r>
-              <w:rPr>
-                <w:b/>
-                <w:sz w:val="18"/>
-                <w:szCs w:val="18"/>
-                <w:u w:val="single" w:color="000000"/>
-              </w:rPr>
-              <w:t>nama_pb</w:t>
-            </w:r>
-            <w:proofErr w:type="spellEnd"/>
-            <w:r>
-              <w:rPr>
-                <w:b/>
-                <w:sz w:val="18"/>
-                <w:szCs w:val="18"/>
-                <w:u w:val="single" w:color="000000"/>
-              </w:rPr>
-              <w:t>}</w:t>
+              <w:t>${nama_pb}</w:t>
             </w:r>
           </w:p>
           <w:p>
@@ -9993,23 +8435,7 @@
                 <w:sz w:val="18"/>
                 <w:szCs w:val="18"/>
               </w:rPr>
-              <w:t>NIP. ${</w:t>
-            </w:r>
-            <w:proofErr w:type="spellStart"/>
-            <w:r>
-              <w:rPr>
-                <w:sz w:val="18"/>
-                <w:szCs w:val="18"/>
-              </w:rPr>
-              <w:t>nip_pb</w:t>
-            </w:r>
-            <w:proofErr w:type="spellEnd"/>
-            <w:r>
-              <w:rPr>
-                <w:sz w:val="18"/>
-                <w:szCs w:val="18"/>
-              </w:rPr>
-              <w:t>}</w:t>
+              <w:t>NIP. ${nip_pb}</w:t>
             </w:r>
           </w:p>
         </w:tc>
@@ -10033,63 +8459,13 @@
                 <w:szCs w:val="18"/>
               </w:rPr>
             </w:pPr>
-            <w:proofErr w:type="spellStart"/>
             <w:r>
               <w:rPr>
                 <w:sz w:val="18"/>
                 <w:szCs w:val="18"/>
               </w:rPr>
-              <w:t>Mengetahui</w:t>
-            </w:r>
-            <w:proofErr w:type="spellEnd"/>
-            <w:r>
-              <w:rPr>
-                <w:sz w:val="18"/>
-                <w:szCs w:val="18"/>
-              </w:rPr>
-              <w:t xml:space="preserve"> &amp; </w:t>
-            </w:r>
-            <w:proofErr w:type="spellStart"/>
-            <w:r>
-              <w:rPr>
-                <w:sz w:val="18"/>
-                <w:szCs w:val="18"/>
-              </w:rPr>
-              <w:t>Menyetujui</w:t>
-            </w:r>
-            <w:proofErr w:type="spellEnd"/>
-            <w:r>
-              <w:rPr>
-                <w:sz w:val="18"/>
-                <w:szCs w:val="18"/>
-              </w:rPr>
-              <w:t xml:space="preserve">,  </w:t>
-            </w:r>
-            <w:proofErr w:type="spellStart"/>
-            <w:r>
-              <w:rPr>
-                <w:sz w:val="18"/>
-                <w:szCs w:val="18"/>
-              </w:rPr>
-              <w:t>Pengguna</w:t>
-            </w:r>
-            <w:proofErr w:type="spellEnd"/>
-            <w:r>
-              <w:rPr>
-                <w:sz w:val="18"/>
-                <w:szCs w:val="18"/>
-              </w:rPr>
-              <w:t xml:space="preserve"> </w:t>
-            </w:r>
-            <w:proofErr w:type="spellStart"/>
-            <w:r>
-              <w:rPr>
-                <w:sz w:val="18"/>
-                <w:szCs w:val="18"/>
-              </w:rPr>
-              <w:t>Anggaran</w:t>
-            </w:r>
-            <w:proofErr w:type="spellEnd"/>
+              <w:t>Mengetahui &amp; Menyetujui,  Pengguna Anggaran</w:t>
+            </w:r>
           </w:p>
           <w:p>
             <w:pPr>
@@ -10167,29 +8543,7 @@
                 <w:szCs w:val="18"/>
                 <w:u w:val="single"/>
               </w:rPr>
-              <w:t>${</w:t>
-            </w:r>
-            <w:proofErr w:type="spellStart"/>
-            <w:r>
-              <w:rPr>
-                <w:b/>
-                <w:bCs/>
-                <w:sz w:val="18"/>
-                <w:szCs w:val="18"/>
-                <w:u w:val="single"/>
-              </w:rPr>
-              <w:t>nama_pa</w:t>
-            </w:r>
-            <w:proofErr w:type="spellEnd"/>
-            <w:r>
-              <w:rPr>
-                <w:b/>
-                <w:bCs/>
-                <w:sz w:val="18"/>
-                <w:szCs w:val="18"/>
-                <w:u w:val="single"/>
-              </w:rPr>
-              <w:t>}</w:t>
+              <w:t>${nama_pa}</w:t>
             </w:r>
           </w:p>
           <w:p>
@@ -10207,23 +8561,7 @@
                 <w:sz w:val="18"/>
                 <w:szCs w:val="18"/>
               </w:rPr>
-              <w:t>NIP. ${</w:t>
-            </w:r>
-            <w:proofErr w:type="spellStart"/>
-            <w:r>
-              <w:rPr>
-                <w:sz w:val="18"/>
-                <w:szCs w:val="18"/>
-              </w:rPr>
-              <w:t>nip_pa</w:t>
-            </w:r>
-            <w:proofErr w:type="spellEnd"/>
-            <w:r>
-              <w:rPr>
-                <w:sz w:val="18"/>
-                <w:szCs w:val="18"/>
-              </w:rPr>
-              <w:t>}</w:t>
+              <w:t>NIP. ${nip_pa}</w:t>
             </w:r>
           </w:p>
         </w:tc>
@@ -10253,17 +8591,8 @@
                 <w:sz w:val="18"/>
                 <w:szCs w:val="18"/>
               </w:rPr>
-              <w:t xml:space="preserve">Yang </w:t>
-            </w:r>
-            <w:proofErr w:type="spellStart"/>
-            <w:r>
-              <w:rPr>
-                <w:sz w:val="18"/>
-                <w:szCs w:val="18"/>
-              </w:rPr>
-              <w:t>Membayarkan</w:t>
-            </w:r>
-            <w:proofErr w:type="spellEnd"/>
+              <w:t>Yang Membayarkan</w:t>
+            </w:r>
           </w:p>
           <w:p>
             <w:pPr>
@@ -10275,37 +8604,12 @@
                 <w:szCs w:val="18"/>
               </w:rPr>
             </w:pPr>
-            <w:proofErr w:type="spellStart"/>
             <w:r>
               <w:rPr>
                 <w:sz w:val="18"/>
                 <w:szCs w:val="18"/>
               </w:rPr>
-              <w:t>Bendahara</w:t>
-            </w:r>
-            <w:proofErr w:type="spellEnd"/>
-            <w:r>
-              <w:rPr>
-                <w:sz w:val="18"/>
-                <w:szCs w:val="18"/>
-              </w:rPr>
-              <w:t xml:space="preserve"> </w:t>
-            </w:r>
-            <w:proofErr w:type="spellStart"/>
-            <w:r>
-              <w:rPr>
-                <w:sz w:val="18"/>
-                <w:szCs w:val="18"/>
-              </w:rPr>
-              <w:t>Pengeluaran</w:t>
-            </w:r>
-            <w:proofErr w:type="spellEnd"/>
-            <w:r>
-              <w:rPr>
-                <w:sz w:val="18"/>
-                <w:szCs w:val="18"/>
-              </w:rPr>
-              <w:t>,</w:t>
+              <w:t>Bendahara Pengeluaran,</w:t>
             </w:r>
           </w:p>
           <w:p>
@@ -10380,27 +8684,7 @@
                 <w:szCs w:val="18"/>
                 <w:u w:val="single" w:color="000000"/>
               </w:rPr>
-              <w:t>${</w:t>
-            </w:r>
-            <w:proofErr w:type="spellStart"/>
-            <w:r>
-              <w:rPr>
-                <w:b/>
-                <w:sz w:val="18"/>
-                <w:szCs w:val="18"/>
-                <w:u w:val="single" w:color="000000"/>
-              </w:rPr>
-              <w:t>nama_bp</w:t>
-            </w:r>
-            <w:proofErr w:type="spellEnd"/>
-            <w:r>
-              <w:rPr>
-                <w:b/>
-                <w:sz w:val="18"/>
-                <w:szCs w:val="18"/>
-                <w:u w:val="single" w:color="000000"/>
-              </w:rPr>
-              <w:t>}</w:t>
+              <w:t>${nama_bp}</w:t>
             </w:r>
           </w:p>
           <w:p>
@@ -10418,23 +8702,7 @@
                 <w:sz w:val="18"/>
                 <w:szCs w:val="18"/>
               </w:rPr>
-              <w:t>NIP. ${</w:t>
-            </w:r>
-            <w:proofErr w:type="spellStart"/>
-            <w:r>
-              <w:rPr>
-                <w:sz w:val="18"/>
-                <w:szCs w:val="18"/>
-              </w:rPr>
-              <w:t>nip_bp</w:t>
-            </w:r>
-            <w:proofErr w:type="spellEnd"/>
-            <w:r>
-              <w:rPr>
-                <w:sz w:val="18"/>
-                <w:szCs w:val="18"/>
-              </w:rPr>
-              <w:t>}</w:t>
+              <w:t>NIP. ${nip_bp}</w:t>
             </w:r>
           </w:p>
         </w:tc>
@@ -10464,23 +8732,7 @@
                 <w:sz w:val="18"/>
                 <w:szCs w:val="18"/>
               </w:rPr>
-              <w:t xml:space="preserve">P </w:t>
-            </w:r>
-            <w:proofErr w:type="spellStart"/>
-            <w:r>
-              <w:rPr>
-                <w:sz w:val="18"/>
-                <w:szCs w:val="18"/>
-              </w:rPr>
-              <w:t>P</w:t>
-            </w:r>
-            <w:proofErr w:type="spellEnd"/>
-            <w:r>
-              <w:rPr>
-                <w:sz w:val="18"/>
-                <w:szCs w:val="18"/>
-              </w:rPr>
-              <w:t xml:space="preserve"> T K</w:t>
+              <w:t>P P T K</w:t>
             </w:r>
           </w:p>
           <w:p>
@@ -10594,27 +8846,7 @@
                 <w:szCs w:val="18"/>
                 <w:u w:val="single" w:color="000000"/>
               </w:rPr>
-              <w:t>${</w:t>
-            </w:r>
-            <w:proofErr w:type="spellStart"/>
-            <w:r>
-              <w:rPr>
-                <w:b/>
-                <w:sz w:val="18"/>
-                <w:szCs w:val="18"/>
-                <w:u w:val="single" w:color="000000"/>
-              </w:rPr>
-              <w:t>nama_pptk</w:t>
-            </w:r>
-            <w:proofErr w:type="spellEnd"/>
-            <w:r>
-              <w:rPr>
-                <w:b/>
-                <w:sz w:val="18"/>
-                <w:szCs w:val="18"/>
-                <w:u w:val="single" w:color="000000"/>
-              </w:rPr>
-              <w:t>}</w:t>
+              <w:t>${nama_pptk}</w:t>
             </w:r>
           </w:p>
           <w:p>
@@ -10632,23 +8864,7 @@
                 <w:sz w:val="18"/>
                 <w:szCs w:val="18"/>
               </w:rPr>
-              <w:t>NIP. ${</w:t>
-            </w:r>
-            <w:proofErr w:type="spellStart"/>
-            <w:r>
-              <w:rPr>
-                <w:sz w:val="18"/>
-                <w:szCs w:val="18"/>
-              </w:rPr>
-              <w:t>nip_pptk</w:t>
-            </w:r>
-            <w:proofErr w:type="spellEnd"/>
-            <w:r>
-              <w:rPr>
-                <w:sz w:val="18"/>
-                <w:szCs w:val="18"/>
-              </w:rPr>
-              <w:t>}</w:t>
+              <w:t>NIP. ${nip_pptk}</w:t>
             </w:r>
           </w:p>
         </w:tc>

--- a/public/templates/template-ls.docx
+++ b/public/templates/template-ls.docx
@@ -341,21 +341,7 @@
           <w:rFonts w:ascii="Arial" w:hAnsi="Arial" w:cs="Arial"/>
           <w:lang w:val="en-US"/>
         </w:rPr>
-        <w:t>Pembaya</w:t>
-      </w:r>
-      <w:r>
-        <w:rPr>
-          <w:rFonts w:ascii="Arial" w:hAnsi="Arial" w:cs="Arial"/>
-          <w:lang w:val="en-US"/>
-        </w:rPr>
-        <w:t>n</w:t>
-      </w:r>
-      <w:r>
-        <w:rPr>
-          <w:rFonts w:ascii="Arial" w:hAnsi="Arial" w:cs="Arial"/>
-          <w:lang w:val="en-US"/>
-        </w:rPr>
-        <w:t xml:space="preserve">ran </w:t>
+        <w:t xml:space="preserve">Pembayaran </w:t>
       </w:r>
       <w:r>
         <w:rPr>
